--- a/cudmore-narrative-cv/outputs/research-software-engineer/output_word/cv.docx
+++ b/cudmore-narrative-cv/outputs/research-software-engineer/output_word/cv.docx
@@ -1,671 +1,1526 @@
 
 <file path=word/document.xml><?xml version="1.0" encoding="utf-8"?>
-<w:document xmlns:w="http://schemas.openxmlformats.org/wordprocessingml/2006/main" xmlns:m="http://schemas.openxmlformats.org/officeDocument/2006/math" xmlns:r="http://schemas.openxmlformats.org/officeDocument/2006/relationships" xmlns:o="urn:schemas-microsoft-com:office:office" xmlns:v="urn:schemas-microsoft-com:vml" xmlns:w10="urn:schemas-microsoft-com:office:word" xmlns:a="http://schemas.openxmlformats.org/drawingml/2006/main" xmlns:pic="http://schemas.openxmlformats.org/drawingml/2006/picture" xmlns:wp="http://schemas.openxmlformats.org/drawingml/2006/wordprocessingDrawing">
+<w:document xmlns:o="urn:schemas-microsoft-com:office:office" xmlns:r="http://schemas.openxmlformats.org/officeDocument/2006/relationships" xmlns:v="urn:schemas-microsoft-com:vml" xmlns:w="http://schemas.openxmlformats.org/wordprocessingml/2006/main" xmlns:w10="urn:schemas-microsoft-com:office:word" xmlns:wp="http://schemas.openxmlformats.org/drawingml/2006/wordprocessingDrawing" xmlns:pic="http://schemas.openxmlformats.org/drawingml/2006/picture" xmlns:wps="http://schemas.microsoft.com/office/word/2010/wordprocessingShape" xmlns:wpg="http://schemas.microsoft.com/office/word/2010/wordprocessingGroup" xmlns:mc="http://schemas.openxmlformats.org/markup-compatibility/2006" xmlns:wp14="http://schemas.microsoft.com/office/word/2010/wordprocessingDrawing" xmlns:w14="http://schemas.microsoft.com/office/word/2010/wordml" xmlns:w15="http://schemas.microsoft.com/office/word/2012/wordml" mc:Ignorable="w14 wp14 w15">
   <w:body>
-    <w:bookmarkStart w:id="9" w:name="professional-summary"/>
     <w:p>
       <w:pPr>
         <w:pStyle w:val="Heading2"/>
-      </w:pPr>
-      <w:r>
-        <w:t xml:space="preserve">Professional Summary</w:t>
+        <w:keepNext w:val="true"/>
+        <w:keepLines/>
+        <w:spacing w:before="160" w:after="80"/>
+        <w:rPr/>
+      </w:pPr>
+      <w:bookmarkStart w:id="0" w:name="professional-summary"/>
+      <w:r>
+        <w:rPr/>
+        <w:t>Professional Summary</w:t>
       </w:r>
     </w:p>
     <w:p>
       <w:pPr>
         <w:pStyle w:val="FirstParagraph"/>
-      </w:pPr>
-      <w:r>
-        <w:t xml:space="preserve">I build scientific software that transforms biological data into reproducible quantitative results.</w:t>
+        <w:rPr/>
+      </w:pPr>
+      <w:r>
+        <w:rPr/>
+        <w:t>I design and develop scientific software, from numerical algorithms and computational backends to desktop and web applications. My work turns biological data into reproducible quantitative results while making the underlying methods available for reuse.</w:t>
       </w:r>
     </w:p>
     <w:p>
       <w:pPr>
         <w:pStyle w:val="BodyText"/>
-      </w:pPr>
-      <w:r>
-        <w:t xml:space="preserve">My foundation is in computer science and scientific software development, followed by decades of experimental research in microscopy and electrophysiology. I combine those perspectives to define scientific requirements, design reusable computational systems, and implement the software researchers use to inspect, analyze, and share their data.</w:t>
+        <w:rPr/>
+      </w:pPr>
+      <w:r>
+        <w:rPr/>
+        <w:t>My foundation is in computer science and full-time scientific software development, followed by decades of experimental research in microscopy and electrophysiology. I contribute both scientific and engineering judgment, translating biological questions into software requirements and carrying development through algorithm design, architecture, implementation, testing, and delivery.</w:t>
       </w:r>
     </w:p>
     <w:p>
       <w:pPr>
         <w:pStyle w:val="BodyText"/>
-      </w:pPr>
-      <w:r>
-        <w:t xml:space="preserve">My work spans Python backends and public APIs, desktop and browser applications, scientific data models, and reusable graphical components. I am interested in senior hands-on engineering leadership that combines continued coding with architectural direction, development coordination, and mentorship. My goal is to build software that researchers and engineers can understand, maintain, and extend as scientific questions evolve.</w:t>
-      </w:r>
-    </w:p>
-    <w:bookmarkEnd w:id="9"/>
-    <w:bookmarkStart w:id="10" w:name="X6582a54d5894acf4f4081951705f3219184e963"/>
+        <w:rPr/>
+      </w:pPr>
+      <w:r>
+        <w:rPr/>
+        <w:t>Python is my primary language for current scientific software. I use PyQt and NiceGUI for graphical applications and develop browser interfaces with JavaScript and TypeScript. Across this stack, I separate computation, storage, and presentation so engineers can extend each without duplicating scientific methods. I seek senior hands-on engineering leadership that combines continued coding with architectural direction, development coordination, and mentorship.</w:t>
+      </w:r>
+      <w:bookmarkEnd w:id="0"/>
+    </w:p>
     <w:p>
       <w:pPr>
         <w:pStyle w:val="Heading2"/>
-      </w:pPr>
-      <w:r>
-        <w:t xml:space="preserve">Experimental Science and Collaborative Requirements Discovery</w:t>
+        <w:rPr/>
+      </w:pPr>
+      <w:bookmarkStart w:id="1" w:name="X6582a54d5894acf4f4081951705f3219184e963"/>
+      <w:r>
+        <w:rPr/>
+        <w:t>Experimental Science and Collaborative Requirements Discovery</w:t>
       </w:r>
     </w:p>
     <w:p>
       <w:pPr>
         <w:pStyle w:val="FirstParagraph"/>
-      </w:pPr>
-      <w:r>
-        <w:t xml:space="preserve">My scientific expertise includes neuroscience, vascular biology, and cardiac physiology. I have designed and performed experiments, built custom microscopy and electrophysiology acquisition systems, developed real-time acquisition and visualization software, and interpreted and published research findings. This experience helps me connect software requirements with how measurements are produced and what they can support scientifically.</w:t>
+        <w:rPr/>
+      </w:pPr>
+      <w:r>
+        <w:rPr/>
+        <w:t>I bring substantial domain expertise in neuroscience, vascular biology, and cardiac physiology, grounded in decades of experimental work. I have designed and performed experiments, interpreted results, and published the findings. I have also built custom microscopy and electrophysiology acquisition systems and developed real-time acquisition and visualization software. This experience guides the measurements I choose, the assumptions I examine, and the requirements I set for scientific software.</w:t>
       </w:r>
     </w:p>
     <w:p>
       <w:pPr>
         <w:pStyle w:val="BodyText"/>
-      </w:pPr>
-      <w:r>
-        <w:t xml:space="preserve">I work with domain experts, including in fields beyond my direct expertise, to understand the experiment, identify valid measurements, and define the required analysis. Development proceeds through planning, implementation, testing, and feedback from the researchers using the software. I involve users with different scientific and programming backgrounds so that interactive and scripted workflows address the same research needs.</w:t>
+        <w:rPr/>
+      </w:pPr>
+      <w:r>
+        <w:rPr/>
+        <w:t>Within multidisciplinary teams, I connect biological questions with engineering decisions. I work with research biologists to define what an analysis must measure and with engineers to express those requirements in algorithms, data models, and interfaces. In fields beyond my direct expertise, I collaborate with domain experts. I involve researchers with different scientific and programming backgrounds throughout development so their feedback shapes both interactive tools and scripted workflows.</w:t>
       </w:r>
     </w:p>
     <w:p>
       <w:pPr>
         <w:pStyle w:val="BodyText"/>
-      </w:pPr>
-      <w:r>
-        <w:t xml:space="preserve">Scientific review is part of those requirements. CloudScope combines automated imaging analysis with graphical inspection and correction of detections, including blinded and randomized curation. SanPy overlays detected events and measurements on electrophysiology recordings so researchers can evaluate results against the original signal. These workflows connect computational analysis with the scientific judgment needed to interpret it.</w:t>
-      </w:r>
-    </w:p>
-    <w:bookmarkEnd w:id="10"/>
-    <w:bookmarkStart w:id="15" w:name="research-software-architecture"/>
+        <w:rPr/>
+      </w:pPr>
+      <w:r>
+        <w:rPr/>
+        <w:t>Biological data are noisy, so automated analysis needs efficient ways to identify false positives and false negatives against the original data. I design heuristics, backend APIs, and graphical interfaces for rapid curation of results. Recurring error patterns inform additional curation rules in code, making corrections repeatable across files.</w:t>
+      </w:r>
+    </w:p>
+    <w:p>
+      <w:pPr>
+        <w:pStyle w:val="BodyText"/>
+        <w:rPr/>
+      </w:pPr>
+      <w:r>
+        <w:rPr/>
+        <w:t>I design these workflows to limit experimenter bias as well as reduce review time. Blinding conceals scientific conditions, while randomized presentation changes the order in which results are reviewed. For collections containing hundreds of files, APIs select defined random subsets for review when exhaustive manual curation is impractical. These capabilities combine automated processing with targeted human review while supporting objectivity and reproducibility.</w:t>
+      </w:r>
+      <w:bookmarkEnd w:id="1"/>
+    </w:p>
     <w:p>
       <w:pPr>
         <w:pStyle w:val="Heading2"/>
-      </w:pPr>
-      <w:r>
-        <w:t xml:space="preserve">Research Software Architecture</w:t>
+        <w:rPr/>
+      </w:pPr>
+      <w:bookmarkStart w:id="2" w:name="Xacea13bea545ae1919c842d865494f80983aba8"/>
+      <w:r>
+        <w:rPr/>
+        <w:t>Scientific Algorithms and Parallel Computing</w:t>
       </w:r>
     </w:p>
     <w:p>
       <w:pPr>
         <w:pStyle w:val="FirstParagraph"/>
-      </w:pPr>
-      <w:r>
-        <w:t xml:space="preserve">I design software modularly from the start. My earlier full-time scientific software work included C++ backends, statistical analysis, and cross-platform graphical interfaces. That experience continues to inform my Python applications: computation belongs in independently usable backends, with clear interfaces for scripts, notebooks, and graphical applications. Working out algorithms and system behavior before implementation remains central to my approach.</w:t>
-      </w:r>
-    </w:p>
-    <w:p>
-      <w:pPr>
-        <w:pStyle w:val="BodyText"/>
-      </w:pPr>
-      <w:r>
-        <w:t xml:space="preserve">Three architectural practices recur across my projects:</w:t>
-      </w:r>
-    </w:p>
-    <w:p>
-      <w:pPr>
+        <w:rPr/>
+      </w:pPr>
+      <w:r>
+        <w:rPr/>
+        <w:t>My experimental background guides algorithm design: I define the measurement, the assumptions needed to interpret it, and the effects of noise and sampling. I then select and implement numerical methods, expose analysis parameters, and retain results that researchers can inspect. My work spans image-derived measurements, event detection, spectral estimation, and graph search.</w:t>
+      </w:r>
+    </w:p>
+    <w:p>
+      <w:pPr>
+        <w:pStyle w:val="Normal"/>
         <w:numPr>
           <w:ilvl w:val="0"/>
-          <w:numId w:val="1001"/>
+          <w:numId w:val="2"/>
         </w:numPr>
+        <w:rPr/>
       </w:pPr>
       <w:r>
         <w:rPr>
           <w:b/>
           <w:bCs/>
         </w:rPr>
-        <w:t xml:space="preserve">Reusable computation through public APIs.</w:t>
-      </w:r>
-      <w:r>
-        <w:t xml:space="preserve"> </w:t>
+        <w:t>Blood flow velocity and vessel diameter.</w:t>
+      </w:r>
+      <w:r>
+        <w:rPr/>
+        <w:t xml:space="preserve"> In </w:t>
+      </w:r>
+      <w:hyperlink r:id="rId2">
+        <w:r>
+          <w:rPr>
+            <w:rStyle w:val="Hyperlink"/>
+          </w:rPr>
+          <w:t>AcqStore</w:t>
+        </w:r>
+      </w:hyperlink>
+      <w:r>
+        <w:rPr/>
+        <w:t>, I estimate flow velocity from line-scan images using a coarse-to-fine Radon transform search, converting streak angles into speed through spatial and temporal calibration. Vessel-diameter analysis locates edges using intensity thresholds or gradients, with optional motion gating and filtering. Retaining edge positions and measurements over time allows researchers to inspect how image features become quantitative results.</w:t>
+      </w:r>
+    </w:p>
+    <w:p>
+      <w:pPr>
+        <w:pStyle w:val="Normal"/>
+        <w:numPr>
+          <w:ilvl w:val="0"/>
+          <w:numId w:val="2"/>
+        </w:numPr>
+        <w:rPr/>
+      </w:pPr>
+      <w:r>
+        <w:rPr>
+          <w:b/>
+          <w:bCs/>
+        </w:rPr>
+        <w:t>Event detection and feature extraction.</w:t>
+      </w:r>
+      <w:r>
+        <w:rPr/>
+        <w:t xml:space="preserve"> I turn image regions into normalized intensity traces, then detect events through threshold crossings and refractory intervals. Once an event is detected, I extract features such as peak width and rise and decay kinetics. The same one-dimensional detection and event-measurement algorithms are also implemented in </w:t>
+      </w:r>
+      <w:hyperlink r:id="rId3">
+        <w:r>
+          <w:rPr>
+            <w:rStyle w:val="Hyperlink"/>
+          </w:rPr>
+          <w:t>SanPy</w:t>
+        </w:r>
+      </w:hyperlink>
+      <w:r>
+        <w:rPr/>
+        <w:t xml:space="preserve"> for electrophysiology recordings. My analysis code records failed fits and individual feature-calculation errors without stopping the entire analysis, preserving usable results and identifying measurements that need review.</w:t>
+      </w:r>
+    </w:p>
+    <w:p>
+      <w:pPr>
+        <w:pStyle w:val="Normal"/>
+        <w:numPr>
+          <w:ilvl w:val="0"/>
+          <w:numId w:val="2"/>
+        </w:numPr>
+        <w:rPr/>
+      </w:pPr>
+      <w:r>
+        <w:rPr>
+          <w:b/>
+          <w:bCs/>
+        </w:rPr>
+        <w:t>Complementary estimates and quality assessment.</w:t>
+      </w:r>
+      <w:r>
+        <w:rPr/>
+        <w:t xml:space="preserve"> AcqStore’s heart-rate analysis estimates cardiac frequency from pulsatile flow velocity using Lomb–Scargle and Welch methods. It retains both estimates, their agreement, and quality indicators. Researchers can inspect differences between the methods when interpreting the reported heart rate.</w:t>
+      </w:r>
+    </w:p>
+    <w:p>
+      <w:pPr>
+        <w:pStyle w:val="FirstParagraph"/>
+        <w:rPr/>
+      </w:pPr>
+      <w:r>
+        <w:rPr/>
+        <w:t>I parallelize independent calculations, using Python multiprocessing for Radon windows and thread pools for diameter profiles in AcqStore. I build batch processing on the same API used for single-file analysis, with cancellation support and a recorded outcome for each file.</w:t>
+      </w:r>
+    </w:p>
+    <w:p>
+      <w:pPr>
+        <w:pStyle w:val="BodyText"/>
+        <w:rPr/>
+      </w:pPr>
+      <w:r>
+        <w:rPr/>
+        <w:t xml:space="preserve">Graph search provides a complementary example. </w:t>
+      </w:r>
+      <w:hyperlink r:id="rId4">
+        <w:r>
+          <w:rPr>
+            <w:rStyle w:val="Hyperlink"/>
+          </w:rPr>
+          <w:t>Brightest Path</w:t>
+        </w:r>
+      </w:hyperlink>
+      <w:r>
+        <w:rPr/>
+        <w:t xml:space="preserve"> implements A* and bidirectional A* search for tracing filament-like structures in n-dimensional images. It accounts for image-axis scale and uses Numba for acceleration. A documented Python package and separate napari plugin make the method available to both developers and interactive users.</w:t>
+      </w:r>
+      <w:bookmarkEnd w:id="2"/>
+    </w:p>
+    <w:p>
+      <w:pPr>
+        <w:pStyle w:val="Heading2"/>
+        <w:rPr/>
+      </w:pPr>
+      <w:bookmarkStart w:id="3" w:name="research-software-architecture"/>
+      <w:r>
+        <w:rPr/>
+        <w:t>Research Software Architecture</w:t>
+      </w:r>
+    </w:p>
+    <w:p>
+      <w:pPr>
+        <w:pStyle w:val="FirstParagraph"/>
+        <w:rPr/>
+      </w:pPr>
+      <w:r>
+        <w:rPr/>
+        <w:t>I design modular software from the start, with computation in independently usable backends and clear interfaces for scripts, notebooks, and graphical applications. Public APIs and plugin interfaces let other developers add specialized analyses as research needs change. My current projects demonstrate three practices that make this architecture extensible:</w:t>
+      </w:r>
+    </w:p>
+    <w:p>
+      <w:pPr>
+        <w:pStyle w:val="Normal"/>
+        <w:numPr>
+          <w:ilvl w:val="0"/>
+          <w:numId w:val="2"/>
+        </w:numPr>
+        <w:rPr/>
+      </w:pPr>
+      <w:r>
+        <w:rPr>
+          <w:b/>
+          <w:bCs/>
+        </w:rPr>
+        <w:t>Reusable computation through public APIs.</w:t>
+      </w:r>
+      <w:r>
+        <w:rPr/>
+        <w:t xml:space="preserve"> I expose computational methods through Python APIs so scripts, notebooks, and GUIs use the same implementation. Plugin interfaces allow new file formats and analyses to be added without duplicating backend logic. AcqStore supplies this foundation for </w:t>
+      </w:r>
+      <w:hyperlink r:id="rId5">
+        <w:r>
+          <w:rPr>
+            <w:rStyle w:val="Hyperlink"/>
+          </w:rPr>
+          <w:t>CloudScope</w:t>
+        </w:r>
+      </w:hyperlink>
+      <w:r>
+        <w:rPr/>
+        <w:t xml:space="preserve">, providing image loading, metadata, analysis, and export. </w:t>
+      </w:r>
+      <w:hyperlink r:id="rId6">
+        <w:r>
+          <w:rPr>
+            <w:rStyle w:val="Hyperlink"/>
+          </w:rPr>
+          <w:t>SanPy</w:t>
+        </w:r>
+      </w:hyperlink>
+      <w:r>
+        <w:rPr/>
+        <w:t xml:space="preserve"> applies the same separation to electrophysiology. Researchers can automate the methods they use interactively, and developers can extend them independently of the interface. CloudScope’s NiceGUI interface runs both as a desktop application and as a remotely accessible web application hosted on a server.</w:t>
+      </w:r>
+    </w:p>
+    <w:p>
+      <w:pPr>
+        <w:pStyle w:val="Normal"/>
+        <w:numPr>
+          <w:ilvl w:val="0"/>
+          <w:numId w:val="2"/>
+        </w:numPr>
+        <w:rPr/>
+      </w:pPr>
+      <w:r>
+        <w:rPr>
+          <w:b/>
+          <w:bCs/>
+        </w:rPr>
+        <w:t>Controlled state changes in modular GUIs.</w:t>
+      </w:r>
+      <w:r>
+        <w:rPr/>
+        <w:t xml:space="preserve"> My PyQt and NiceGUI applications use model-view-controller architecture. Views emit intent events representing user actions. Within the GUI, the controller alone changes backend models, then emits state events that subscribing views use to update. Centralizing model changes keeps image views, tables, and plots coordinated. New components can use the same intent and state events, making larger applications easier to extend.</w:t>
+      </w:r>
+    </w:p>
+    <w:p>
+      <w:pPr>
+        <w:pStyle w:val="Normal"/>
+        <w:numPr>
+          <w:ilvl w:val="0"/>
+          <w:numId w:val="2"/>
+        </w:numPr>
+        <w:rPr/>
+      </w:pPr>
+      <w:r>
+        <w:rPr>
+          <w:b/>
+          <w:bCs/>
+        </w:rPr>
+        <w:t>Shared visualization through component APIs.</w:t>
+      </w:r>
+      <w:r>
+        <w:rPr/>
+        <w:t xml:space="preserve"> I build reusable interface components with public methods and events for supplying data and coordinating interactions. Applications remain thin because they use these APIs without depending on component internals. </w:t>
+      </w:r>
+      <w:hyperlink r:id="rId7">
+        <w:r>
+          <w:rPr>
+            <w:rStyle w:val="Hyperlink"/>
+          </w:rPr>
+          <w:t>mapmanager-web-components</w:t>
+        </w:r>
+      </w:hyperlink>
+      <w:r>
+        <w:rPr/>
+        <w:t xml:space="preserve"> provides an image viewer, nicepool, and a signal viewer, with components used across </w:t>
+      </w:r>
+      <w:hyperlink r:id="rId8">
+        <w:r>
+          <w:rPr>
+            <w:rStyle w:val="Hyperlink"/>
+          </w:rPr>
+          <w:t>CloudScope-Web</w:t>
+        </w:r>
+      </w:hyperlink>
+      <w:r>
+        <w:rPr/>
+        <w:t xml:space="preserve">, </w:t>
+      </w:r>
+      <w:hyperlink r:id="rId9">
+        <w:r>
+          <w:rPr>
+            <w:rStyle w:val="Hyperlink"/>
+          </w:rPr>
+          <w:t>SanPy-Web</w:t>
+        </w:r>
+      </w:hyperlink>
+      <w:r>
+        <w:rPr/>
+        <w:t xml:space="preserve">, PyQt SanPy, and NiceGUI CloudScope. </w:t>
+      </w:r>
+      <w:hyperlink r:id="rId10">
+        <w:r>
+          <w:rPr>
+            <w:rStyle w:val="Hyperlink"/>
+          </w:rPr>
+          <w:t>NiceWidgets</w:t>
+        </w:r>
+      </w:hyperlink>
+      <w:r>
+        <w:rPr/>
+        <w:t xml:space="preserve"> provides complementary Python components for NiceGUI. Improvements to shared components can benefit multiple applications.</w:t>
+      </w:r>
+    </w:p>
+    <w:p>
+      <w:pPr>
+        <w:pStyle w:val="FirstParagraph"/>
+        <w:rPr/>
+      </w:pPr>
+      <w:r>
+        <w:rPr/>
+        <w:t xml:space="preserve">I also design service APIs for interoperability across programming environments. </w:t>
       </w:r>
       <w:hyperlink r:id="rId11">
         <w:r>
           <w:rPr>
             <w:rStyle w:val="Hyperlink"/>
           </w:rPr>
-          <w:t xml:space="preserve">AcqStore</w:t>
+          <w:t>AcqStore Server</w:t>
         </w:r>
       </w:hyperlink>
       <w:r>
-        <w:t xml:space="preserve"> </w:t>
-      </w:r>
-      <w:r>
-        <w:t xml:space="preserve">is a general-purpose Python backend for image loading, metadata, quantitative analysis, and export. Its file-loader and analysis plugins allow new methods to become available through CloudScope and scripting without duplicating their implementation. SanPy applies the same separation within its electrophysiology backend. Researchers can automate an analysis using the same methods they use interactively.</w:t>
-      </w:r>
-    </w:p>
-    <w:p>
-      <w:pPr>
+        <w:rPr/>
+        <w:t xml:space="preserve"> uses FastAPI, Pydantic schemas, and a versioned OpenAPI contract to provide image data and normalized metadata to JavaScript and Python clients. The HTTP interface also provides a route for future clients in other environments (including potential MATLAB and Igor Pro integrations). Clients can reuse the backend without embedding its Python dependencies or reimplementing file access.</w:t>
+      </w:r>
+    </w:p>
+    <w:p>
+      <w:pPr>
+        <w:pStyle w:val="BodyText"/>
+        <w:rPr/>
+      </w:pPr>
+      <w:r>
+        <w:rPr/>
+        <w:t>I use large language models (LLMs) daily within a development process that begins with planning and specifications. I define the scientific question, measurement constraints, required behavior, and architectural boundaries, then use LLMs to examine design options and develop detailed specifications. Planning often occupies more time than code generation. I use these tools for implementation and unit tests while retaining responsibility for scientific assumptions, architecture, validation, and final technical decisions. AcqView is one example of this approach, which has also helped me extend my development work into JavaScript and TypeScript.</w:t>
+      </w:r>
+      <w:bookmarkEnd w:id="3"/>
+    </w:p>
+    <w:p>
+      <w:pPr>
+        <w:pStyle w:val="Heading2"/>
+        <w:rPr/>
+      </w:pPr>
+      <w:bookmarkStart w:id="4" w:name="Xe37c7d8f3dcb19e8bac39fca551ce439bc2723a"/>
+      <w:r>
+        <w:rPr/>
+        <w:t>Scientific Data, Reproducibility, and Publication</w:t>
+      </w:r>
+    </w:p>
+    <w:p>
+      <w:pPr>
+        <w:pStyle w:val="FirstParagraph"/>
+        <w:rPr/>
+      </w:pPr>
+      <w:r>
+        <w:rPr/>
+        <w:t>I design data models that preserve the relationship between raw data and derived results. Storage must support efficient access, retain the information needed to interpret an analysis, and remain usable outside the application that created it. Three practices connect these requirements:</w:t>
+      </w:r>
+    </w:p>
+    <w:p>
+      <w:pPr>
+        <w:pStyle w:val="Normal"/>
         <w:numPr>
           <w:ilvl w:val="0"/>
-          <w:numId w:val="1001"/>
+          <w:numId w:val="2"/>
         </w:numPr>
+        <w:rPr/>
       </w:pPr>
       <w:r>
         <w:rPr>
           <w:b/>
           <w:bCs/>
         </w:rPr>
-        <w:t xml:space="preserve">Controlled state changes in modular GUIs.</w:t>
-      </w:r>
-      <w:r>
-        <w:t xml:space="preserve"> </w:t>
-      </w:r>
-      <w:r>
-        <w:t xml:space="preserve">My PyQt and NiceGUI applications use model-view-controller architecture. Views emit intent events representing user actions. Within the GUI, the controller alone changes backend models, then emits state events that subscribing views use to update. This gives state changes a defined path and keeps image views, tables, and plots coordinated as an application grows. Scientific computation remains accessible independently of the GUI.</w:t>
-      </w:r>
-    </w:p>
-    <w:p>
-      <w:pPr>
+        <w:t>Scalable, selective data access.</w:t>
+      </w:r>
+      <w:r>
+        <w:rPr/>
+        <w:t xml:space="preserve"> I use chunked storage and lazy loading so applications can retrieve image regions or portions of large analysis results without loading a complete dataset into memory. CloudScope and SanPy export Zarr datasets with defined schemas. CloudScope saves images using the OME-Zarr standard. SanPy uses HDF5 for native storage and Zarr for export. Lazy access extends from the Python analysis APIs to CloudScope-Web and SanPy-Web, carrying the same storage strategy through to published results.</w:t>
+      </w:r>
+    </w:p>
+    <w:p>
+      <w:pPr>
+        <w:pStyle w:val="Normal"/>
         <w:numPr>
           <w:ilvl w:val="0"/>
-          <w:numId w:val="1001"/>
+          <w:numId w:val="2"/>
         </w:numPr>
+        <w:rPr/>
       </w:pPr>
       <w:r>
         <w:rPr>
           <w:b/>
           <w:bCs/>
         </w:rPr>
-        <w:t xml:space="preserve">Shared visualization and interaction components.</w:t>
-      </w:r>
-      <w:r>
-        <w:t xml:space="preserve"> </w:t>
+        <w:t>Documented schemas for interoperability.</w:t>
+      </w:r>
+      <w:r>
+        <w:rPr/>
+        <w:t xml:space="preserve"> I define schemas for saved Zarr datasets so other developers can interpret them independently of application code. AcqStore’s OME-Zarr collection specification links standard OME-Zarr images with metadata and analyses and includes a machine-readable JSON Schema. SanPy Zarr documents its recording layout, detection parameters, and result definitions. These specifications allow Python tools and browser viewers to consume the same datasets and provide an interface for future analysis software.</w:t>
+      </w:r>
+    </w:p>
+    <w:p>
+      <w:pPr>
+        <w:pStyle w:val="Normal"/>
+        <w:numPr>
+          <w:ilvl w:val="0"/>
+          <w:numId w:val="2"/>
+        </w:numPr>
+        <w:rPr/>
+      </w:pPr>
+      <w:r>
+        <w:rPr>
+          <w:b/>
+          <w:bCs/>
+        </w:rPr>
+        <w:t>Results that retain their analytical context.</w:t>
+      </w:r>
+      <w:r>
+        <w:rPr/>
+        <w:t xml:space="preserve"> I keep raw data, experimental metadata, detection parameters, and completed analyses together so researchers can inspect how results were obtained. CloudScope and SanPy export self-contained collections that support this connection through analysis, curation, and sharing. CloudScope-Web and SanPy-Web present saved datasets as interactive published figures, letting readers explore results alongside the underlying raw images or recordings.</w:t>
+      </w:r>
+    </w:p>
+    <w:p>
+      <w:pPr>
+        <w:pStyle w:val="FirstParagraph"/>
+        <w:rPr/>
+      </w:pPr>
+      <w:r>
+        <w:rPr/>
+        <w:t>Standards-based export also supports depositing raw data and analysis in community repositories. AcqStore exports OME-Zarr images using OME-NGFF conventions and also supports Neurodata Without Borders (NWB) export. These formats help prepare datasets for resources such as the DANDI Archive and Brain Image Library, using formats appropriate to each repository and data type. Data sharing is part of the workflow from the beginning.</w:t>
+      </w:r>
+      <w:bookmarkEnd w:id="4"/>
+    </w:p>
+    <w:p>
+      <w:pPr>
+        <w:pStyle w:val="Heading2"/>
+        <w:rPr/>
+      </w:pPr>
+      <w:bookmarkStart w:id="5" w:name="X2451f39827843336d9de4e4d3745b8d957fb7fa"/>
+      <w:r>
+        <w:rPr/>
+        <w:t>Engineering Quality and Software Delivery</w:t>
+      </w:r>
+    </w:p>
+    <w:p>
+      <w:pPr>
+        <w:pStyle w:val="FirstParagraph"/>
+        <w:rPr/>
+      </w:pPr>
+      <w:r>
+        <w:rPr/>
+        <w:t>I treat testing, documentation, and delivery as part of software development. An analysis method needs a dependable implementation, an interface other developers can understand, and a practical route into researchers’ workflows. Documented, reusable components also preserve analytical methods as personnel and research questions change.</w:t>
+      </w:r>
+    </w:p>
+    <w:p>
+      <w:pPr>
+        <w:pStyle w:val="Normal"/>
+        <w:numPr>
+          <w:ilvl w:val="0"/>
+          <w:numId w:val="2"/>
+        </w:numPr>
+        <w:rPr/>
+      </w:pPr>
+      <w:r>
+        <w:rPr>
+          <w:b/>
+          <w:bCs/>
+        </w:rPr>
+        <w:t>Automated tests and continuous integration.</w:t>
+      </w:r>
+      <w:r>
+        <w:rPr/>
+        <w:t xml:space="preserve"> I use pytest and GitHub Actions to check software behavior as methods and interfaces change. AcqStore Server illustrates testing at the boundary between systems: its tests cover API schemas, the OpenAPI contract, errors, session lifecycle, image formats, and client behavior. Testing these contracts helps protect downstream applications from unintended changes to the backend.</w:t>
+      </w:r>
+    </w:p>
+    <w:p>
+      <w:pPr>
+        <w:pStyle w:val="Normal"/>
+        <w:numPr>
+          <w:ilvl w:val="0"/>
+          <w:numId w:val="2"/>
+        </w:numPr>
+        <w:rPr/>
+      </w:pPr>
+      <w:r>
+        <w:rPr>
+          <w:b/>
+          <w:bCs/>
+        </w:rPr>
+        <w:t>Documentation and repeatable distribution.</w:t>
+      </w:r>
+      <w:r>
+        <w:rPr/>
+        <w:t xml:space="preserve"> I provide API documentation for developers and full GUI documentation for end users through MkDocs. These explain how to extend the software and use its analysis workflows. For distribution, GitHub Actions automates documentation and desktop application builds. PyInstaller packages macOS and Windows applications so researchers can run them without setting up a Python development environment.</w:t>
+      </w:r>
+    </w:p>
+    <w:p>
+      <w:pPr>
+        <w:pStyle w:val="Normal"/>
+        <w:numPr>
+          <w:ilvl w:val="0"/>
+          <w:numId w:val="2"/>
+        </w:numPr>
+        <w:rPr/>
+      </w:pPr>
+      <w:r>
+        <w:rPr>
+          <w:b/>
+          <w:bCs/>
+        </w:rPr>
+        <w:t>Browser execution of Python backends.</w:t>
+      </w:r>
+      <w:r>
+        <w:rPr/>
+        <w:t xml:space="preserve"> I use WebAssembly and Pyodide to bring Python capabilities into browser applications. WebMapManager and </w:t>
       </w:r>
       <w:hyperlink r:id="rId12">
         <w:r>
           <w:rPr>
             <w:rStyle w:val="Hyperlink"/>
           </w:rPr>
-          <w:t xml:space="preserve">mapmanager-web-components</w:t>
+          <w:t>PyMapManager</w:t>
         </w:r>
       </w:hyperlink>
       <w:r>
-        <w:t xml:space="preserve"> </w:t>
-      </w:r>
-      <w:r>
-        <w:t xml:space="preserve">provides an image viewer, nicepool, and a signal viewer. Components are used in CloudScope-Web, SanPy-Web, the PyQt SanPy application, and the NiceGUI CloudScope application. NiceWidgets supplies reusable Python components for NiceGUI. Sharing these capabilities across applications reduces repeated development and allows interface improvements to benefit multiple scientific workflows.</w:t>
-      </w:r>
-    </w:p>
-    <w:p>
-      <w:pPr>
-        <w:pStyle w:val="FirstParagraph"/>
-      </w:pPr>
-      <w:r>
-        <w:t xml:space="preserve">I also expose scientific backends across language boundaries.</w:t>
-      </w:r>
-      <w:r>
-        <w:t xml:space="preserve"> </w:t>
-      </w:r>
+        <w:rPr/>
+        <w:t xml:space="preserve"> are browser and desktop GUIs for the same Python backend, MapManagerCore. Pyodide runs that backend in the browser, so both GUIs use the same code for analysis, loading, and saving.</w:t>
+      </w:r>
+    </w:p>
+    <w:p>
+      <w:pPr>
+        <w:pStyle w:val="Normal"/>
+        <w:numPr>
+          <w:ilvl w:val="0"/>
+          <w:numId w:val="1"/>
+        </w:numPr>
+        <w:rPr/>
+      </w:pPr>
       <w:hyperlink r:id="rId13">
         <w:r>
           <w:rPr>
             <w:rStyle w:val="Hyperlink"/>
           </w:rPr>
-          <w:t xml:space="preserve">AcqStore Server</w:t>
+          <w:t>AcqView</w:t>
         </w:r>
       </w:hyperlink>
       <w:r>
-        <w:t xml:space="preserve"> </w:t>
-      </w:r>
-      <w:r>
-        <w:t xml:space="preserve">uses FastAPI, Pydantic schemas, and a versioned OpenAPI contract to provide image data and normalized metadata to browser, JavaScript, and Python clients. Clients can use the scientific backend without embedding its Python dependencies or reimplementing file access and metadata handling.</w:t>
+        <w:rPr/>
+        <w:t xml:space="preserve"> uses Pyodide to run community-developed Python microscopy readers within a TypeScript, JavaScript, and Vue application. This makes the readers accessible to researchers without programming experience. Users open supported files locally, inspect metadata and images, and export TIFFs. Files remain on their device, with no dedicated application server required. My contribution is the application architecture and integration of the community reader packages and shared image viewer.</w:t>
+      </w:r>
+      <w:bookmarkEnd w:id="5"/>
+    </w:p>
+    <w:p>
+      <w:pPr>
+        <w:pStyle w:val="Heading2"/>
+        <w:rPr/>
+      </w:pPr>
+      <w:bookmarkStart w:id="6" w:name="technical-leadership-and-mentorship"/>
+      <w:r>
+        <w:rPr/>
+        <w:t>Technical Leadership and Mentorship</w:t>
+      </w:r>
+    </w:p>
+    <w:p>
+      <w:pPr>
+        <w:pStyle w:val="FirstParagraph"/>
+        <w:rPr/>
+      </w:pPr>
+      <w:r>
+        <w:rPr/>
+        <w:t>My record of successful grant writing and funded research includes NIH BRAIN Initiative and NHLBI R01 awards and Chan Zuckerberg Initiative software support. This funding enabled me to build teams of software developers and manage multidisciplinary work with research biologists. I combine direct technical contributions with architectural guidance, development coordination, and mentorship to turn scientific requirements into usable software.</w:t>
       </w:r>
     </w:p>
     <w:p>
       <w:pPr>
         <w:pStyle w:val="BodyText"/>
-      </w:pPr>
-      <w:r>
-        <w:t xml:space="preserve">Algorithm design and performance are part of this work.</w:t>
-      </w:r>
-      <w:r>
-        <w:t xml:space="preserve"> </w:t>
-      </w:r>
-      <w:hyperlink r:id="rId14">
-        <w:r>
-          <w:rPr>
-            <w:rStyle w:val="Hyperlink"/>
-          </w:rPr>
-          <w:t xml:space="preserve">Brightest Path</w:t>
-        </w:r>
-      </w:hyperlink>
-      <w:r>
-        <w:t xml:space="preserve"> </w:t>
-      </w:r>
-      <w:r>
-        <w:t xml:space="preserve">implements A* and bidirectional A* search for tracing filament-like structures in n-dimensional images. It accounts for image-axis scale and uses Numba for acceleration. A documented Python package and a separate napari plugin make the same algorithm available to software developers and interactive users, supporting quantitative tracing of axons and dendrites without recreating the method in each application.</w:t>
-      </w:r>
-    </w:p>
-    <w:bookmarkEnd w:id="15"/>
-    <w:bookmarkStart w:id="19" w:name="Xe37c7d8f3dcb19e8bac39fca551ce439bc2723a"/>
-    <w:p>
-      <w:pPr>
-        <w:pStyle w:val="Heading2"/>
-      </w:pPr>
-      <w:r>
-        <w:t xml:space="preserve">Scientific Data, Reproducibility, and Publication</w:t>
-      </w:r>
-    </w:p>
-    <w:p>
-      <w:pPr>
-        <w:pStyle w:val="FirstParagraph"/>
-      </w:pPr>
-      <w:r>
-        <w:t xml:space="preserve">I design data models and storage around the relationship between an acquisition and its analysis. Raw measurements, experimental metadata, regions of interest, detection parameters, and completed results need to remain connected so that researchers can inspect how a result was obtained. This also makes saved work useful to other applications and future investigations.</w:t>
-      </w:r>
-    </w:p>
-    <w:p>
-      <w:pPr>
-        <w:pStyle w:val="BodyText"/>
-      </w:pPr>
-      <w:r>
-        <w:t xml:space="preserve">Scalable access is part of that design. AcqStore lazily loads images and analysis tables, allowing researchers to browse large collections without loading every acquisition and result into memory. Zarr and OME-Zarr support chunked data access and sharing. Together, these choices support workflows whose complete datasets exceed available memory.</w:t>
-      </w:r>
-    </w:p>
-    <w:p>
-      <w:pPr>
-        <w:pStyle w:val="BodyText"/>
-      </w:pPr>
-      <w:r>
-        <w:t xml:space="preserve">Published data specifications provide another interface for reuse. AcqStore’s</w:t>
-      </w:r>
-      <w:r>
-        <w:t xml:space="preserve"> </w:t>
-      </w:r>
-      <w:hyperlink r:id="rId16">
-        <w:r>
-          <w:rPr>
-            <w:rStyle w:val="Hyperlink"/>
-          </w:rPr>
-          <w:t xml:space="preserve">OME-Zarr collection specification</w:t>
-        </w:r>
-      </w:hyperlink>
-      <w:r>
-        <w:t xml:space="preserve">, currently an initial normative draft, includes a machine-readable JSON Schema. It links independently valid OME-Zarr images with acquisition metadata and analyses while preserving OME-NGFF image semantics. SanPy Zarr has documented storage and parameter and result definitions for self-contained electrophysiology collections. These descriptions allow other developers to interpret saved datasets without depending on the application’s internal classes. AcqStore also implements Neurodata Without Borders (NWB) export for sharing through repositories appropriate to the data and scientific domain.</w:t>
-      </w:r>
-    </w:p>
-    <w:p>
-      <w:pPr>
-        <w:pStyle w:val="BodyText"/>
-      </w:pPr>
-      <w:r>
-        <w:t xml:space="preserve">CloudScope and SanPy put these principles into a continuous workflow from experimental acquisition through offline analysis, curation, publication, and sharing. CloudScope saves raw images and completed analyses through AcqStore as self-contained OME-Zarr datasets; SanPy saves recordings and analyses as self-contained SanPy Zarr datasets.</w:t>
-      </w:r>
-      <w:r>
-        <w:t xml:space="preserve"> </w:t>
-      </w:r>
-      <w:hyperlink r:id="rId17">
-        <w:r>
-          <w:rPr>
-            <w:rStyle w:val="Hyperlink"/>
-          </w:rPr>
-          <w:t xml:space="preserve">CloudScope-Web</w:t>
-        </w:r>
-      </w:hyperlink>
-      <w:r>
-        <w:t xml:space="preserve"> </w:t>
-      </w:r>
-      <w:r>
-        <w:t xml:space="preserve">and</w:t>
-      </w:r>
-      <w:r>
-        <w:t xml:space="preserve"> </w:t>
-      </w:r>
-      <w:hyperlink r:id="rId18">
-        <w:r>
-          <w:rPr>
-            <w:rStyle w:val="Hyperlink"/>
-          </w:rPr>
-          <w:t xml:space="preserve">SanPy-Web</w:t>
-        </w:r>
-      </w:hyperlink>
-      <w:r>
-        <w:t xml:space="preserve"> </w:t>
-      </w:r>
-      <w:r>
-        <w:t xml:space="preserve">present the saved data and results as interactive published figures. Readers can examine findings alongside their underlying measurements and reuse the accessible datasets for further analysis. Publication and sharing are designed into the workflow from the beginning.</w:t>
-      </w:r>
-    </w:p>
-    <w:bookmarkEnd w:id="19"/>
-    <w:bookmarkStart w:id="21" w:name="X2451f39827843336d9de4e4d3745b8d957fb7fa"/>
-    <w:p>
-      <w:pPr>
-        <w:pStyle w:val="Heading2"/>
-      </w:pPr>
-      <w:r>
-        <w:t xml:space="preserve">Engineering Quality and Software Delivery</w:t>
-      </w:r>
-    </w:p>
-    <w:p>
-      <w:pPr>
-        <w:pStyle w:val="FirstParagraph"/>
-      </w:pPr>
-      <w:r>
-        <w:t xml:space="preserve">I use automated testing, continuous integration, documentation, and packaging to make research software maintainable and accessible. GitHub Actions workflows run pytest, build documentation, and produce desktop applications. These checks support repeatable development as analysis methods, data formats, and interfaces change.</w:t>
-      </w:r>
-    </w:p>
-    <w:p>
-      <w:pPr>
-        <w:pStyle w:val="BodyText"/>
-      </w:pPr>
-      <w:r>
-        <w:t xml:space="preserve">Tests need to cover the behavior that users and other software depend on. AcqStore Server tests cover API schemas, the OpenAPI contract, errors, session lifecycle, representative image formats, and client behavior. This checks the interface through which clients obtain scientific data, helping preserve a usable boundary between applications and backend implementation.</w:t>
-      </w:r>
-    </w:p>
-    <w:p>
-      <w:pPr>
-        <w:pStyle w:val="BodyText"/>
-      </w:pPr>
-      <w:r>
-        <w:t xml:space="preserve">Documentation supports both adoption and extension. My projects provide public Python APIs, API documentation, and end-user guidance through MkDocs. Brightest Path is distributed through PyPI so other developers can incorporate its algorithms. Automated PyInstaller builds deliver macOS and Windows applications to researchers without requiring them to assemble a Python development environment. CloudScope also uses NiceGUI to share a Python interface codebase across desktop and server-backed web deployments.</w:t>
-      </w:r>
-    </w:p>
-    <w:p>
-      <w:pPr>
-        <w:pStyle w:val="BodyText"/>
-      </w:pPr>
-      <w:r>
-        <w:t xml:space="preserve">Browser execution provides another way to make scientific Python accessible.</w:t>
-      </w:r>
-      <w:r>
-        <w:t xml:space="preserve"> </w:t>
-      </w:r>
-      <w:hyperlink r:id="rId20">
-        <w:r>
-          <w:rPr>
-            <w:rStyle w:val="Hyperlink"/>
-          </w:rPr>
-          <w:t xml:space="preserve">AcqView</w:t>
-        </w:r>
-      </w:hyperlink>
-      <w:r>
-        <w:t xml:space="preserve"> </w:t>
-      </w:r>
-      <w:r>
-        <w:t xml:space="preserve">is a static TypeScript, JavaScript, and Vue application that uses WebAssembly and Pyodide to run community-developed microscopy readers in the browser. Researchers open supported files locally, inspect metadata and images, and export TIFFs without writing Python code. Files remain on their device, and the application requires no dedicated backend server. My contribution is the architecture and integration, including reuse of the shared image viewer; the Python reader packages are the work of their community authors.</w:t>
-      </w:r>
-    </w:p>
-    <w:p>
-      <w:pPr>
-        <w:pStyle w:val="BodyText"/>
-      </w:pPr>
-      <w:r>
-        <w:t xml:space="preserve">I use large language models (LLMs) daily within a development process that begins with planning and specifications. I define the scientific question, measurement constraints, required behavior, and architectural boundaries, then use LLMs to examine design options and develop detailed specifications. Planning often occupies more time than code generation. I then use these tools for implementation and unit tests while retaining responsibility for scientific assumptions, architecture, validation, and final technical decisions. AcqView is one example of this approach, which has also helped me extend my development work into JavaScript and TypeScript.</w:t>
-      </w:r>
-    </w:p>
-    <w:bookmarkEnd w:id="21"/>
-    <w:bookmarkStart w:id="22" w:name="X9baf19b23b1f58b11f07532b0adf1778cc2d86d"/>
-    <w:p>
-      <w:pPr>
-        <w:pStyle w:val="Heading2"/>
-      </w:pPr>
-      <w:r>
-        <w:t xml:space="preserve">Technical Leadership, Mentorship, and Sustainable Research Software</w:t>
-      </w:r>
-    </w:p>
-    <w:p>
-      <w:pPr>
-        <w:pStyle w:val="FirstParagraph"/>
-      </w:pPr>
-      <w:r>
-        <w:t xml:space="preserve">My approach to technical leadership combines direct implementation with scientific collaboration and project execution. I work with researchers to translate experimental needs into software requirements, identify capabilities that can be shared, and develop tools that remain useful as projects evolve. Troubleshooting datasets and analysis pipelines is part of that work: recurring support problems guide improvements in software, documentation, and training.</w:t>
-      </w:r>
-    </w:p>
-    <w:p>
-      <w:pPr>
-        <w:pStyle w:val="BodyText"/>
-      </w:pPr>
-      <w:r>
-        <w:t xml:space="preserve">I have led the scientific and technical design and writing of successful NIH BRAIN Initiative R01 and Chan Zuckerberg Initiative software proposals. I also led and managed the resulting research, including the five-year BRAIN Initiative project, and trained full-time image analysts and engineering graduate and undergraduate students. As one of three principal investigators on an NHLBI R01, I make primary contributions to the design, implementation, and execution of electrophysiology and imaging experiments and analyses. These responsibilities connect scientific aims, software development, personnel, and sustained project delivery.</w:t>
-      </w:r>
-    </w:p>
-    <w:p>
-      <w:pPr>
-        <w:pStyle w:val="BodyText"/>
-      </w:pPr>
-      <w:r>
-        <w:t xml:space="preserve">I have mentored computer science and biophysical engineering trainees, as well as employees with computer science backgrounds, as they applied technical expertise to biological research. I help engineers understand experiments and measurement constraints, and help experimental researchers understand and extend quantitative methods. This shared understanding supports collaboration between people with complementary expertise and helps researchers become more independent.</w:t>
-      </w:r>
-    </w:p>
-    <w:p>
-      <w:pPr>
-        <w:pStyle w:val="BodyText"/>
-      </w:pPr>
-      <w:r>
-        <w:t xml:space="preserve">Sustainable software preserves analytical methods as personnel, grants, and research questions change. I turn recurring needs into documented, reusable components that others can inspect and extend. Commercial tools remain part of a workflow where they meet the scientific need; open-source development adds specialized methods, automation, and transparent analysis. My aim is to leave both useful software and the knowledge required to maintain it within the research community.</w:t>
-      </w:r>
-    </w:p>
-    <w:bookmarkEnd w:id="22"/>
+        <w:spacing w:lineRule="auto" w:line="276" w:before="0" w:after="115"/>
+        <w:rPr/>
+      </w:pPr>
+      <w:r>
+        <w:rPr/>
+        <w:t>I have mentored trainees in computer science, biophysical engineering, and biomedical engineering, along with employees with computer science backgrounds. Drawing on my own experimental work, I help engineers understand the biological questions, experimental methods, and measurement constraints their software must address. My engineering experience also helps research biologists understand and extend quantitative methods. I contribute to decisions on both sides of that collaboration while helping colleagues develop the knowledge to work more independently.</w:t>
+      </w:r>
+      <w:bookmarkEnd w:id="6"/>
+    </w:p>
     <w:sectPr>
       <w:type w:val="nextPage"/>
-      <w:pgSz w:h="15840" w:w="12240"/>
-      <w:pgMar w:bottom="1008" w:footer="0" w:gutter="0" w:header="0" w:left="1008" w:right="1008" w:top="1008"/>
+      <w:pgSz w:w="12240" w:h="15840"/>
+      <w:pgMar w:left="1008" w:right="1008" w:gutter="0" w:header="0" w:top="1008" w:footer="0" w:bottom="1008"/>
       <w:pgNumType w:fmt="decimal"/>
       <w:formProt w:val="false"/>
       <w:textDirection w:val="lrTb"/>
-      <w:docGrid w:charSpace="0" w:linePitch="360" w:type="default"/>
+      <w:docGrid w:type="default" w:linePitch="360" w:charSpace="0"/>
     </w:sectPr>
   </w:body>
 </w:document>
 </file>
 
-<file path=word/comments.xml><?xml version="1.0" encoding="utf-8"?>
-<w:comments xmlns:w="http://schemas.openxmlformats.org/wordprocessingml/2006/main" xmlns:m="http://schemas.openxmlformats.org/officeDocument/2006/math" xmlns:r="http://schemas.openxmlformats.org/officeDocument/2006/relationships" xmlns:o="urn:schemas-microsoft-com:office:office" xmlns:v="urn:schemas-microsoft-com:vml" xmlns:w10="urn:schemas-microsoft-com:office:word" xmlns:a="http://schemas.openxmlformats.org/drawingml/2006/main" xmlns:pic="http://schemas.openxmlformats.org/drawingml/2006/picture" xmlns:wp="http://schemas.openxmlformats.org/drawingml/2006/wordprocessingDrawing"/>
-</file>
-
-<file path=word/footnotes.xml><?xml version="1.0" encoding="utf-8"?>
-<w:footnotes xmlns:w="http://schemas.openxmlformats.org/wordprocessingml/2006/main" xmlns:m="http://schemas.openxmlformats.org/officeDocument/2006/math" xmlns:r="http://schemas.openxmlformats.org/officeDocument/2006/relationships" xmlns:o="urn:schemas-microsoft-com:office:office" xmlns:v="urn:schemas-microsoft-com:vml" xmlns:w10="urn:schemas-microsoft-com:office:word" xmlns:a="http://schemas.openxmlformats.org/drawingml/2006/main" xmlns:pic="http://schemas.openxmlformats.org/drawingml/2006/picture" xmlns:wp="http://schemas.openxmlformats.org/drawingml/2006/wordprocessingDrawing">
-  <w:footnote w:type="continuationSeparator" w:id="0">
-    <w:p>
-      <w:r>
-        <w:continuationSeparator/>
-      </w:r>
-    </w:p>
-  </w:footnote>
-  <w:footnote w:type="separator" w:id="-1">
-    <w:p>
-      <w:r>
-        <w:separator/>
-      </w:r>
-    </w:p>
-  </w:footnote>
-</w:footnotes>
-</file>
-
 <file path=word/numbering.xml><?xml version="1.0" encoding="utf-8"?>
-<w:numbering xmlns:w="http://schemas.openxmlformats.org/wordprocessingml/2006/main">
-  <w:abstractNum w:abstractNumId="990">
-    <w:nsid w:val="0000A990"/>
-    <w:multiLevelType w:val="multilevel"/>
+<w:numbering xmlns:w="http://schemas.openxmlformats.org/wordprocessingml/2006/main" xmlns:o="urn:schemas-microsoft-com:office:office" xmlns:r="http://schemas.openxmlformats.org/officeDocument/2006/relationships" xmlns:v="urn:schemas-microsoft-com:vml" xmlns:mc="http://schemas.openxmlformats.org/markup-compatibility/2006" xmlns:w14="http://schemas.microsoft.com/office/word/2010/wordml" mc:Ignorable="w14">
+  <w:abstractNum w:abstractNumId="1">
     <w:lvl w:ilvl="0">
       <w:numFmt w:val="bullet"/>
-      <w:lvlText w:val=" "/>
-      <w:lvlJc w:val="left"/>
-      <w:pPr>
-        <w:ind w:left="720" w:hanging="360"/>
-      </w:pPr>
+      <w:lvlText w:val=""/>
+      <w:lvlJc w:val="start"/>
+      <w:pPr>
+        <w:tabs>
+          <w:tab w:val="num" w:pos="0"/>
+        </w:tabs>
+        <w:ind w:start="720" w:hanging="360"/>
+      </w:pPr>
+      <w:rPr>
+        <w:rFonts w:ascii="Symbol" w:hAnsi="Symbol" w:cs="Symbol" w:hint="default"/>
+      </w:rPr>
     </w:lvl>
     <w:lvl w:ilvl="1">
-      <w:numFmt w:val="bullet"/>
-      <w:lvlText w:val=" "/>
-      <w:lvlJc w:val="left"/>
-      <w:pPr>
-        <w:ind w:left="1440" w:hanging="360"/>
-      </w:pPr>
+      <w:start w:val="0"/>
+      <w:numFmt w:val="bullet"/>
+      <w:lvlText w:val=""/>
+      <w:lvlJc w:val="start"/>
+      <w:pPr>
+        <w:tabs>
+          <w:tab w:val="num" w:pos="0"/>
+        </w:tabs>
+        <w:ind w:start="1440" w:hanging="360"/>
+      </w:pPr>
+      <w:rPr>
+        <w:rFonts w:ascii="Symbol" w:hAnsi="Symbol" w:cs="Symbol" w:hint="default"/>
+      </w:rPr>
     </w:lvl>
     <w:lvl w:ilvl="2">
-      <w:numFmt w:val="bullet"/>
-      <w:lvlText w:val=" "/>
-      <w:lvlJc w:val="left"/>
-      <w:pPr>
-        <w:ind w:left="2160" w:hanging="360"/>
-      </w:pPr>
+      <w:start w:val="0"/>
+      <w:numFmt w:val="bullet"/>
+      <w:lvlText w:val=""/>
+      <w:lvlJc w:val="start"/>
+      <w:pPr>
+        <w:tabs>
+          <w:tab w:val="num" w:pos="0"/>
+        </w:tabs>
+        <w:ind w:start="2160" w:hanging="360"/>
+      </w:pPr>
+      <w:rPr>
+        <w:rFonts w:ascii="Symbol" w:hAnsi="Symbol" w:cs="Symbol" w:hint="default"/>
+      </w:rPr>
     </w:lvl>
     <w:lvl w:ilvl="3">
-      <w:numFmt w:val="bullet"/>
-      <w:lvlText w:val=" "/>
-      <w:lvlJc w:val="left"/>
-      <w:pPr>
-        <w:ind w:left="2880" w:hanging="360"/>
-      </w:pPr>
+      <w:start w:val="0"/>
+      <w:numFmt w:val="bullet"/>
+      <w:lvlText w:val=""/>
+      <w:lvlJc w:val="start"/>
+      <w:pPr>
+        <w:tabs>
+          <w:tab w:val="num" w:pos="0"/>
+        </w:tabs>
+        <w:ind w:start="2880" w:hanging="360"/>
+      </w:pPr>
+      <w:rPr>
+        <w:rFonts w:ascii="Symbol" w:hAnsi="Symbol" w:cs="Symbol" w:hint="default"/>
+      </w:rPr>
     </w:lvl>
     <w:lvl w:ilvl="4">
-      <w:numFmt w:val="bullet"/>
-      <w:lvlText w:val=" "/>
-      <w:lvlJc w:val="left"/>
-      <w:pPr>
-        <w:ind w:left="3600" w:hanging="360"/>
-      </w:pPr>
+      <w:start w:val="0"/>
+      <w:numFmt w:val="bullet"/>
+      <w:lvlText w:val=""/>
+      <w:lvlJc w:val="start"/>
+      <w:pPr>
+        <w:tabs>
+          <w:tab w:val="num" w:pos="0"/>
+        </w:tabs>
+        <w:ind w:start="3600" w:hanging="360"/>
+      </w:pPr>
+      <w:rPr>
+        <w:rFonts w:ascii="Symbol" w:hAnsi="Symbol" w:cs="Symbol" w:hint="default"/>
+      </w:rPr>
     </w:lvl>
     <w:lvl w:ilvl="5">
-      <w:numFmt w:val="bullet"/>
-      <w:lvlText w:val=" "/>
-      <w:lvlJc w:val="left"/>
-      <w:pPr>
-        <w:ind w:left="4320" w:hanging="360"/>
-      </w:pPr>
+      <w:start w:val="0"/>
+      <w:numFmt w:val="bullet"/>
+      <w:lvlText w:val=""/>
+      <w:lvlJc w:val="start"/>
+      <w:pPr>
+        <w:tabs>
+          <w:tab w:val="num" w:pos="0"/>
+        </w:tabs>
+        <w:ind w:start="4320" w:hanging="360"/>
+      </w:pPr>
+      <w:rPr>
+        <w:rFonts w:ascii="Symbol" w:hAnsi="Symbol" w:cs="Symbol" w:hint="default"/>
+      </w:rPr>
     </w:lvl>
     <w:lvl w:ilvl="6">
-      <w:numFmt w:val="bullet"/>
-      <w:lvlText w:val=" "/>
-      <w:lvlJc w:val="left"/>
-      <w:pPr>
-        <w:ind w:left="5040" w:hanging="360"/>
-      </w:pPr>
+      <w:start w:val="0"/>
+      <w:numFmt w:val="bullet"/>
+      <w:lvlText w:val=""/>
+      <w:lvlJc w:val="start"/>
+      <w:pPr>
+        <w:tabs>
+          <w:tab w:val="num" w:pos="0"/>
+        </w:tabs>
+        <w:ind w:start="5040" w:hanging="360"/>
+      </w:pPr>
+      <w:rPr>
+        <w:rFonts w:ascii="Symbol" w:hAnsi="Symbol" w:cs="Symbol" w:hint="default"/>
+      </w:rPr>
     </w:lvl>
     <w:lvl w:ilvl="7">
-      <w:numFmt w:val="bullet"/>
-      <w:lvlText w:val=" "/>
-      <w:lvlJc w:val="left"/>
-      <w:pPr>
-        <w:ind w:left="5760" w:hanging="360"/>
-      </w:pPr>
+      <w:start w:val="0"/>
+      <w:numFmt w:val="bullet"/>
+      <w:lvlText w:val=""/>
+      <w:lvlJc w:val="start"/>
+      <w:pPr>
+        <w:tabs>
+          <w:tab w:val="num" w:pos="0"/>
+        </w:tabs>
+        <w:ind w:start="5760" w:hanging="360"/>
+      </w:pPr>
+      <w:rPr>
+        <w:rFonts w:ascii="Symbol" w:hAnsi="Symbol" w:cs="Symbol" w:hint="default"/>
+      </w:rPr>
     </w:lvl>
     <w:lvl w:ilvl="8">
-      <w:numFmt w:val="bullet"/>
-      <w:lvlText w:val=" "/>
-      <w:lvlJc w:val="left"/>
-      <w:pPr>
-        <w:ind w:left="6480" w:hanging="360"/>
-      </w:pPr>
+      <w:start w:val="0"/>
+      <w:numFmt w:val="bullet"/>
+      <w:lvlText w:val=""/>
+      <w:lvlJc w:val="start"/>
+      <w:pPr>
+        <w:tabs>
+          <w:tab w:val="num" w:pos="0"/>
+        </w:tabs>
+        <w:ind w:start="6480" w:hanging="360"/>
+      </w:pPr>
+      <w:rPr>
+        <w:rFonts w:ascii="Symbol" w:hAnsi="Symbol" w:cs="Symbol" w:hint="default"/>
+      </w:rPr>
     </w:lvl>
   </w:abstractNum>
-  <w:abstractNum w:abstractNumId="991">
-    <w:nsid w:val="0000A991"/>
-    <w:multiLevelType w:val="multilevel"/>
+  <w:abstractNum w:abstractNumId="2">
     <w:lvl w:ilvl="0">
       <w:numFmt w:val="bullet"/>
       <w:lvlText w:val=""/>
-      <w:lvlJc w:val="left"/>
-      <w:pPr>
-        <w:ind w:left="720" w:hanging="360"/>
+      <w:lvlJc w:val="start"/>
+      <w:pPr>
+        <w:tabs>
+          <w:tab w:val="num" w:pos="0"/>
+        </w:tabs>
+        <w:ind w:start="720" w:hanging="360"/>
       </w:pPr>
       <w:rPr>
         <w:rFonts w:ascii="Symbol" w:hAnsi="Symbol" w:cs="Symbol" w:hint="default"/>
       </w:rPr>
     </w:lvl>
     <w:lvl w:ilvl="1">
+      <w:start w:val="0"/>
       <w:numFmt w:val="bullet"/>
       <w:lvlText w:val="o"/>
-      <w:lvlJc w:val="left"/>
-      <w:pPr>
-        <w:ind w:left="1440" w:hanging="360"/>
+      <w:lvlJc w:val="start"/>
+      <w:pPr>
+        <w:tabs>
+          <w:tab w:val="num" w:pos="0"/>
+        </w:tabs>
+        <w:ind w:start="1440" w:hanging="360"/>
       </w:pPr>
       <w:rPr>
         <w:rFonts w:ascii="Courier New" w:hAnsi="Courier New" w:cs="Courier New" w:hint="default"/>
       </w:rPr>
     </w:lvl>
     <w:lvl w:ilvl="2">
+      <w:start w:val="0"/>
       <w:numFmt w:val="bullet"/>
       <w:lvlText w:val=""/>
-      <w:lvlJc w:val="left"/>
-      <w:pPr>
-        <w:ind w:left="2160" w:hanging="360"/>
+      <w:lvlJc w:val="start"/>
+      <w:pPr>
+        <w:tabs>
+          <w:tab w:val="num" w:pos="0"/>
+        </w:tabs>
+        <w:ind w:start="2160" w:hanging="360"/>
       </w:pPr>
       <w:rPr>
         <w:rFonts w:ascii="Wingdings" w:hAnsi="Wingdings" w:cs="Wingdings" w:hint="default"/>
       </w:rPr>
     </w:lvl>
     <w:lvl w:ilvl="3">
+      <w:start w:val="0"/>
       <w:numFmt w:val="bullet"/>
       <w:lvlText w:val=""/>
-      <w:lvlJc w:val="left"/>
-      <w:pPr>
-        <w:ind w:left="2880" w:hanging="360"/>
+      <w:lvlJc w:val="start"/>
+      <w:pPr>
+        <w:tabs>
+          <w:tab w:val="num" w:pos="0"/>
+        </w:tabs>
+        <w:ind w:start="2880" w:hanging="360"/>
       </w:pPr>
       <w:rPr>
         <w:rFonts w:ascii="Symbol" w:hAnsi="Symbol" w:cs="Symbol" w:hint="default"/>
       </w:rPr>
     </w:lvl>
     <w:lvl w:ilvl="4">
+      <w:start w:val="0"/>
       <w:numFmt w:val="bullet"/>
       <w:lvlText w:val="o"/>
-      <w:lvlJc w:val="left"/>
-      <w:pPr>
-        <w:ind w:left="3600" w:hanging="360"/>
+      <w:lvlJc w:val="start"/>
+      <w:pPr>
+        <w:tabs>
+          <w:tab w:val="num" w:pos="0"/>
+        </w:tabs>
+        <w:ind w:start="3600" w:hanging="360"/>
       </w:pPr>
       <w:rPr>
         <w:rFonts w:ascii="Courier New" w:hAnsi="Courier New" w:cs="Courier New" w:hint="default"/>
       </w:rPr>
     </w:lvl>
     <w:lvl w:ilvl="5">
+      <w:start w:val="0"/>
       <w:numFmt w:val="bullet"/>
       <w:lvlText w:val=""/>
-      <w:lvlJc w:val="left"/>
-      <w:pPr>
-        <w:ind w:left="4320" w:hanging="360"/>
+      <w:lvlJc w:val="start"/>
+      <w:pPr>
+        <w:tabs>
+          <w:tab w:val="num" w:pos="0"/>
+        </w:tabs>
+        <w:ind w:start="4320" w:hanging="360"/>
       </w:pPr>
       <w:rPr>
         <w:rFonts w:ascii="Wingdings" w:hAnsi="Wingdings" w:cs="Wingdings" w:hint="default"/>
       </w:rPr>
     </w:lvl>
     <w:lvl w:ilvl="6">
+      <w:start w:val="0"/>
       <w:numFmt w:val="bullet"/>
       <w:lvlText w:val=""/>
-      <w:lvlJc w:val="left"/>
-      <w:pPr>
-        <w:ind w:left="5040" w:hanging="360"/>
+      <w:lvlJc w:val="start"/>
+      <w:pPr>
+        <w:tabs>
+          <w:tab w:val="num" w:pos="0"/>
+        </w:tabs>
+        <w:ind w:start="5040" w:hanging="360"/>
       </w:pPr>
       <w:rPr>
         <w:rFonts w:ascii="Symbol" w:hAnsi="Symbol" w:cs="Symbol" w:hint="default"/>
       </w:rPr>
     </w:lvl>
     <w:lvl w:ilvl="7">
+      <w:start w:val="0"/>
       <w:numFmt w:val="bullet"/>
       <w:lvlText w:val="o"/>
-      <w:lvlJc w:val="left"/>
-      <w:pPr>
-        <w:ind w:left="5760" w:hanging="360"/>
+      <w:lvlJc w:val="start"/>
+      <w:pPr>
+        <w:tabs>
+          <w:tab w:val="num" w:pos="0"/>
+        </w:tabs>
+        <w:ind w:start="5760" w:hanging="360"/>
       </w:pPr>
       <w:rPr>
         <w:rFonts w:ascii="Courier New" w:hAnsi="Courier New" w:cs="Courier New" w:hint="default"/>
       </w:rPr>
     </w:lvl>
     <w:lvl w:ilvl="8">
+      <w:start w:val="0"/>
       <w:numFmt w:val="bullet"/>
       <w:lvlText w:val=""/>
-      <w:lvlJc w:val="left"/>
-      <w:pPr>
-        <w:ind w:left="6480" w:hanging="360"/>
+      <w:lvlJc w:val="start"/>
+      <w:pPr>
+        <w:tabs>
+          <w:tab w:val="num" w:pos="0"/>
+        </w:tabs>
+        <w:ind w:start="6480" w:hanging="360"/>
       </w:pPr>
       <w:rPr>
         <w:rFonts w:ascii="Wingdings" w:hAnsi="Wingdings" w:cs="Wingdings" w:hint="default"/>
       </w:rPr>
     </w:lvl>
   </w:abstractNum>
-  <w:num w:numId="1000">
-    <w:abstractNumId w:val="990"/>
+  <w:abstractNum w:abstractNumId="3">
+    <w:lvl w:ilvl="0">
+      <w:numFmt w:val="bullet"/>
+      <w:lvlText w:val=""/>
+      <w:lvlJc w:val="start"/>
+      <w:pPr>
+        <w:tabs>
+          <w:tab w:val="num" w:pos="0"/>
+        </w:tabs>
+        <w:ind w:start="720" w:hanging="360"/>
+      </w:pPr>
+      <w:rPr>
+        <w:rFonts w:ascii="Symbol" w:hAnsi="Symbol" w:cs="Symbol" w:hint="default"/>
+      </w:rPr>
+    </w:lvl>
+    <w:lvl w:ilvl="1">
+      <w:start w:val="0"/>
+      <w:numFmt w:val="bullet"/>
+      <w:lvlText w:val="o"/>
+      <w:lvlJc w:val="start"/>
+      <w:pPr>
+        <w:tabs>
+          <w:tab w:val="num" w:pos="0"/>
+        </w:tabs>
+        <w:ind w:start="1440" w:hanging="360"/>
+      </w:pPr>
+      <w:rPr>
+        <w:rFonts w:ascii="Courier New" w:hAnsi="Courier New" w:cs="Courier New" w:hint="default"/>
+      </w:rPr>
+    </w:lvl>
+    <w:lvl w:ilvl="2">
+      <w:start w:val="0"/>
+      <w:numFmt w:val="bullet"/>
+      <w:lvlText w:val=""/>
+      <w:lvlJc w:val="start"/>
+      <w:pPr>
+        <w:tabs>
+          <w:tab w:val="num" w:pos="0"/>
+        </w:tabs>
+        <w:ind w:start="2160" w:hanging="360"/>
+      </w:pPr>
+      <w:rPr>
+        <w:rFonts w:ascii="Wingdings" w:hAnsi="Wingdings" w:cs="Wingdings" w:hint="default"/>
+      </w:rPr>
+    </w:lvl>
+    <w:lvl w:ilvl="3">
+      <w:start w:val="0"/>
+      <w:numFmt w:val="bullet"/>
+      <w:lvlText w:val=""/>
+      <w:lvlJc w:val="start"/>
+      <w:pPr>
+        <w:tabs>
+          <w:tab w:val="num" w:pos="0"/>
+        </w:tabs>
+        <w:ind w:start="2880" w:hanging="360"/>
+      </w:pPr>
+      <w:rPr>
+        <w:rFonts w:ascii="Symbol" w:hAnsi="Symbol" w:cs="Symbol" w:hint="default"/>
+      </w:rPr>
+    </w:lvl>
+    <w:lvl w:ilvl="4">
+      <w:start w:val="0"/>
+      <w:numFmt w:val="bullet"/>
+      <w:lvlText w:val="o"/>
+      <w:lvlJc w:val="start"/>
+      <w:pPr>
+        <w:tabs>
+          <w:tab w:val="num" w:pos="0"/>
+        </w:tabs>
+        <w:ind w:start="3600" w:hanging="360"/>
+      </w:pPr>
+      <w:rPr>
+        <w:rFonts w:ascii="Courier New" w:hAnsi="Courier New" w:cs="Courier New" w:hint="default"/>
+      </w:rPr>
+    </w:lvl>
+    <w:lvl w:ilvl="5">
+      <w:start w:val="0"/>
+      <w:numFmt w:val="bullet"/>
+      <w:lvlText w:val=""/>
+      <w:lvlJc w:val="start"/>
+      <w:pPr>
+        <w:tabs>
+          <w:tab w:val="num" w:pos="0"/>
+        </w:tabs>
+        <w:ind w:start="4320" w:hanging="360"/>
+      </w:pPr>
+      <w:rPr>
+        <w:rFonts w:ascii="Wingdings" w:hAnsi="Wingdings" w:cs="Wingdings" w:hint="default"/>
+      </w:rPr>
+    </w:lvl>
+    <w:lvl w:ilvl="6">
+      <w:start w:val="0"/>
+      <w:numFmt w:val="bullet"/>
+      <w:lvlText w:val=""/>
+      <w:lvlJc w:val="start"/>
+      <w:pPr>
+        <w:tabs>
+          <w:tab w:val="num" w:pos="0"/>
+        </w:tabs>
+        <w:ind w:start="5040" w:hanging="360"/>
+      </w:pPr>
+      <w:rPr>
+        <w:rFonts w:ascii="Symbol" w:hAnsi="Symbol" w:cs="Symbol" w:hint="default"/>
+      </w:rPr>
+    </w:lvl>
+    <w:lvl w:ilvl="7">
+      <w:start w:val="0"/>
+      <w:numFmt w:val="bullet"/>
+      <w:lvlText w:val="o"/>
+      <w:lvlJc w:val="start"/>
+      <w:pPr>
+        <w:tabs>
+          <w:tab w:val="num" w:pos="0"/>
+        </w:tabs>
+        <w:ind w:start="5760" w:hanging="360"/>
+      </w:pPr>
+      <w:rPr>
+        <w:rFonts w:ascii="Courier New" w:hAnsi="Courier New" w:cs="Courier New" w:hint="default"/>
+      </w:rPr>
+    </w:lvl>
+    <w:lvl w:ilvl="8">
+      <w:start w:val="0"/>
+      <w:numFmt w:val="bullet"/>
+      <w:lvlText w:val=""/>
+      <w:lvlJc w:val="start"/>
+      <w:pPr>
+        <w:tabs>
+          <w:tab w:val="num" w:pos="0"/>
+        </w:tabs>
+        <w:ind w:start="6480" w:hanging="360"/>
+      </w:pPr>
+      <w:rPr>
+        <w:rFonts w:ascii="Wingdings" w:hAnsi="Wingdings" w:cs="Wingdings" w:hint="default"/>
+      </w:rPr>
+    </w:lvl>
+  </w:abstractNum>
+  <w:abstractNum w:abstractNumId="4">
+    <w:lvl w:ilvl="0">
+      <w:numFmt w:val="bullet"/>
+      <w:lvlText w:val=""/>
+      <w:lvlJc w:val="start"/>
+      <w:pPr>
+        <w:tabs>
+          <w:tab w:val="num" w:pos="0"/>
+        </w:tabs>
+        <w:ind w:start="720" w:hanging="360"/>
+      </w:pPr>
+      <w:rPr>
+        <w:rFonts w:ascii="Symbol" w:hAnsi="Symbol" w:cs="Symbol" w:hint="default"/>
+      </w:rPr>
+    </w:lvl>
+    <w:lvl w:ilvl="1">
+      <w:start w:val="0"/>
+      <w:numFmt w:val="bullet"/>
+      <w:lvlText w:val="o"/>
+      <w:lvlJc w:val="start"/>
+      <w:pPr>
+        <w:tabs>
+          <w:tab w:val="num" w:pos="0"/>
+        </w:tabs>
+        <w:ind w:start="1440" w:hanging="360"/>
+      </w:pPr>
+      <w:rPr>
+        <w:rFonts w:ascii="Courier New" w:hAnsi="Courier New" w:cs="Courier New" w:hint="default"/>
+      </w:rPr>
+    </w:lvl>
+    <w:lvl w:ilvl="2">
+      <w:start w:val="0"/>
+      <w:numFmt w:val="bullet"/>
+      <w:lvlText w:val=""/>
+      <w:lvlJc w:val="start"/>
+      <w:pPr>
+        <w:tabs>
+          <w:tab w:val="num" w:pos="0"/>
+        </w:tabs>
+        <w:ind w:start="2160" w:hanging="360"/>
+      </w:pPr>
+      <w:rPr>
+        <w:rFonts w:ascii="Wingdings" w:hAnsi="Wingdings" w:cs="Wingdings" w:hint="default"/>
+      </w:rPr>
+    </w:lvl>
+    <w:lvl w:ilvl="3">
+      <w:start w:val="0"/>
+      <w:numFmt w:val="bullet"/>
+      <w:lvlText w:val=""/>
+      <w:lvlJc w:val="start"/>
+      <w:pPr>
+        <w:tabs>
+          <w:tab w:val="num" w:pos="0"/>
+        </w:tabs>
+        <w:ind w:start="2880" w:hanging="360"/>
+      </w:pPr>
+      <w:rPr>
+        <w:rFonts w:ascii="Symbol" w:hAnsi="Symbol" w:cs="Symbol" w:hint="default"/>
+      </w:rPr>
+    </w:lvl>
+    <w:lvl w:ilvl="4">
+      <w:start w:val="0"/>
+      <w:numFmt w:val="bullet"/>
+      <w:lvlText w:val="o"/>
+      <w:lvlJc w:val="start"/>
+      <w:pPr>
+        <w:tabs>
+          <w:tab w:val="num" w:pos="0"/>
+        </w:tabs>
+        <w:ind w:start="3600" w:hanging="360"/>
+      </w:pPr>
+      <w:rPr>
+        <w:rFonts w:ascii="Courier New" w:hAnsi="Courier New" w:cs="Courier New" w:hint="default"/>
+      </w:rPr>
+    </w:lvl>
+    <w:lvl w:ilvl="5">
+      <w:start w:val="0"/>
+      <w:numFmt w:val="bullet"/>
+      <w:lvlText w:val=""/>
+      <w:lvlJc w:val="start"/>
+      <w:pPr>
+        <w:tabs>
+          <w:tab w:val="num" w:pos="0"/>
+        </w:tabs>
+        <w:ind w:start="4320" w:hanging="360"/>
+      </w:pPr>
+      <w:rPr>
+        <w:rFonts w:ascii="Wingdings" w:hAnsi="Wingdings" w:cs="Wingdings" w:hint="default"/>
+      </w:rPr>
+    </w:lvl>
+    <w:lvl w:ilvl="6">
+      <w:start w:val="0"/>
+      <w:numFmt w:val="bullet"/>
+      <w:lvlText w:val=""/>
+      <w:lvlJc w:val="start"/>
+      <w:pPr>
+        <w:tabs>
+          <w:tab w:val="num" w:pos="0"/>
+        </w:tabs>
+        <w:ind w:start="5040" w:hanging="360"/>
+      </w:pPr>
+      <w:rPr>
+        <w:rFonts w:ascii="Symbol" w:hAnsi="Symbol" w:cs="Symbol" w:hint="default"/>
+      </w:rPr>
+    </w:lvl>
+    <w:lvl w:ilvl="7">
+      <w:start w:val="0"/>
+      <w:numFmt w:val="bullet"/>
+      <w:lvlText w:val="o"/>
+      <w:lvlJc w:val="start"/>
+      <w:pPr>
+        <w:tabs>
+          <w:tab w:val="num" w:pos="0"/>
+        </w:tabs>
+        <w:ind w:start="5760" w:hanging="360"/>
+      </w:pPr>
+      <w:rPr>
+        <w:rFonts w:ascii="Courier New" w:hAnsi="Courier New" w:cs="Courier New" w:hint="default"/>
+      </w:rPr>
+    </w:lvl>
+    <w:lvl w:ilvl="8">
+      <w:start w:val="0"/>
+      <w:numFmt w:val="bullet"/>
+      <w:lvlText w:val=""/>
+      <w:lvlJc w:val="start"/>
+      <w:pPr>
+        <w:tabs>
+          <w:tab w:val="num" w:pos="0"/>
+        </w:tabs>
+        <w:ind w:start="6480" w:hanging="360"/>
+      </w:pPr>
+      <w:rPr>
+        <w:rFonts w:ascii="Wingdings" w:hAnsi="Wingdings" w:cs="Wingdings" w:hint="default"/>
+      </w:rPr>
+    </w:lvl>
+  </w:abstractNum>
+  <w:abstractNum w:abstractNumId="5">
+    <w:lvl w:ilvl="0">
+      <w:numFmt w:val="bullet"/>
+      <w:lvlText w:val=""/>
+      <w:lvlJc w:val="start"/>
+      <w:pPr>
+        <w:tabs>
+          <w:tab w:val="num" w:pos="0"/>
+        </w:tabs>
+        <w:ind w:start="720" w:hanging="360"/>
+      </w:pPr>
+      <w:rPr>
+        <w:rFonts w:ascii="Symbol" w:hAnsi="Symbol" w:cs="Symbol" w:hint="default"/>
+      </w:rPr>
+    </w:lvl>
+    <w:lvl w:ilvl="1">
+      <w:start w:val="0"/>
+      <w:numFmt w:val="bullet"/>
+      <w:lvlText w:val="o"/>
+      <w:lvlJc w:val="start"/>
+      <w:pPr>
+        <w:tabs>
+          <w:tab w:val="num" w:pos="0"/>
+        </w:tabs>
+        <w:ind w:start="1440" w:hanging="360"/>
+      </w:pPr>
+      <w:rPr>
+        <w:rFonts w:ascii="Courier New" w:hAnsi="Courier New" w:cs="Courier New" w:hint="default"/>
+      </w:rPr>
+    </w:lvl>
+    <w:lvl w:ilvl="2">
+      <w:start w:val="0"/>
+      <w:numFmt w:val="bullet"/>
+      <w:lvlText w:val=""/>
+      <w:lvlJc w:val="start"/>
+      <w:pPr>
+        <w:tabs>
+          <w:tab w:val="num" w:pos="0"/>
+        </w:tabs>
+        <w:ind w:start="2160" w:hanging="360"/>
+      </w:pPr>
+      <w:rPr>
+        <w:rFonts w:ascii="Wingdings" w:hAnsi="Wingdings" w:cs="Wingdings" w:hint="default"/>
+      </w:rPr>
+    </w:lvl>
+    <w:lvl w:ilvl="3">
+      <w:start w:val="0"/>
+      <w:numFmt w:val="bullet"/>
+      <w:lvlText w:val=""/>
+      <w:lvlJc w:val="start"/>
+      <w:pPr>
+        <w:tabs>
+          <w:tab w:val="num" w:pos="0"/>
+        </w:tabs>
+        <w:ind w:start="2880" w:hanging="360"/>
+      </w:pPr>
+      <w:rPr>
+        <w:rFonts w:ascii="Symbol" w:hAnsi="Symbol" w:cs="Symbol" w:hint="default"/>
+      </w:rPr>
+    </w:lvl>
+    <w:lvl w:ilvl="4">
+      <w:start w:val="0"/>
+      <w:numFmt w:val="bullet"/>
+      <w:lvlText w:val="o"/>
+      <w:lvlJc w:val="start"/>
+      <w:pPr>
+        <w:tabs>
+          <w:tab w:val="num" w:pos="0"/>
+        </w:tabs>
+        <w:ind w:start="3600" w:hanging="360"/>
+      </w:pPr>
+      <w:rPr>
+        <w:rFonts w:ascii="Courier New" w:hAnsi="Courier New" w:cs="Courier New" w:hint="default"/>
+      </w:rPr>
+    </w:lvl>
+    <w:lvl w:ilvl="5">
+      <w:start w:val="0"/>
+      <w:numFmt w:val="bullet"/>
+      <w:lvlText w:val=""/>
+      <w:lvlJc w:val="start"/>
+      <w:pPr>
+        <w:tabs>
+          <w:tab w:val="num" w:pos="0"/>
+        </w:tabs>
+        <w:ind w:start="4320" w:hanging="360"/>
+      </w:pPr>
+      <w:rPr>
+        <w:rFonts w:ascii="Wingdings" w:hAnsi="Wingdings" w:cs="Wingdings" w:hint="default"/>
+      </w:rPr>
+    </w:lvl>
+    <w:lvl w:ilvl="6">
+      <w:start w:val="0"/>
+      <w:numFmt w:val="bullet"/>
+      <w:lvlText w:val=""/>
+      <w:lvlJc w:val="start"/>
+      <w:pPr>
+        <w:tabs>
+          <w:tab w:val="num" w:pos="0"/>
+        </w:tabs>
+        <w:ind w:start="5040" w:hanging="360"/>
+      </w:pPr>
+      <w:rPr>
+        <w:rFonts w:ascii="Symbol" w:hAnsi="Symbol" w:cs="Symbol" w:hint="default"/>
+      </w:rPr>
+    </w:lvl>
+    <w:lvl w:ilvl="7">
+      <w:start w:val="0"/>
+      <w:numFmt w:val="bullet"/>
+      <w:lvlText w:val="o"/>
+      <w:lvlJc w:val="start"/>
+      <w:pPr>
+        <w:tabs>
+          <w:tab w:val="num" w:pos="0"/>
+        </w:tabs>
+        <w:ind w:start="5760" w:hanging="360"/>
+      </w:pPr>
+      <w:rPr>
+        <w:rFonts w:ascii="Courier New" w:hAnsi="Courier New" w:cs="Courier New" w:hint="default"/>
+      </w:rPr>
+    </w:lvl>
+    <w:lvl w:ilvl="8">
+      <w:start w:val="0"/>
+      <w:numFmt w:val="bullet"/>
+      <w:lvlText w:val=""/>
+      <w:lvlJc w:val="start"/>
+      <w:pPr>
+        <w:tabs>
+          <w:tab w:val="num" w:pos="0"/>
+        </w:tabs>
+        <w:ind w:start="6480" w:hanging="360"/>
+      </w:pPr>
+      <w:rPr>
+        <w:rFonts w:ascii="Wingdings" w:hAnsi="Wingdings" w:cs="Wingdings" w:hint="default"/>
+      </w:rPr>
+    </w:lvl>
+  </w:abstractNum>
+  <w:abstractNum w:abstractNumId="6">
+    <w:lvl w:ilvl="0">
+      <w:start w:val="1"/>
+      <w:numFmt w:val="none"/>
+      <w:suff w:val="nothing"/>
+      <w:lvlText w:val=""/>
+      <w:lvlJc w:val="start"/>
+      <w:pPr>
+        <w:tabs>
+          <w:tab w:val="num" w:pos="0"/>
+        </w:tabs>
+        <w:ind w:start="0" w:hanging="0"/>
+      </w:pPr>
+    </w:lvl>
+    <w:lvl w:ilvl="1">
+      <w:start w:val="1"/>
+      <w:numFmt w:val="none"/>
+      <w:suff w:val="nothing"/>
+      <w:lvlText w:val=""/>
+      <w:lvlJc w:val="start"/>
+      <w:pPr>
+        <w:tabs>
+          <w:tab w:val="num" w:pos="0"/>
+        </w:tabs>
+        <w:ind w:start="0" w:hanging="0"/>
+      </w:pPr>
+    </w:lvl>
+    <w:lvl w:ilvl="2">
+      <w:start w:val="1"/>
+      <w:numFmt w:val="none"/>
+      <w:suff w:val="nothing"/>
+      <w:lvlText w:val=""/>
+      <w:lvlJc w:val="start"/>
+      <w:pPr>
+        <w:tabs>
+          <w:tab w:val="num" w:pos="0"/>
+        </w:tabs>
+        <w:ind w:start="0" w:hanging="0"/>
+      </w:pPr>
+    </w:lvl>
+    <w:lvl w:ilvl="3">
+      <w:start w:val="1"/>
+      <w:numFmt w:val="none"/>
+      <w:suff w:val="nothing"/>
+      <w:lvlText w:val=""/>
+      <w:lvlJc w:val="start"/>
+      <w:pPr>
+        <w:tabs>
+          <w:tab w:val="num" w:pos="0"/>
+        </w:tabs>
+        <w:ind w:start="0" w:hanging="0"/>
+      </w:pPr>
+    </w:lvl>
+    <w:lvl w:ilvl="4">
+      <w:start w:val="1"/>
+      <w:numFmt w:val="none"/>
+      <w:suff w:val="nothing"/>
+      <w:lvlText w:val=""/>
+      <w:lvlJc w:val="start"/>
+      <w:pPr>
+        <w:tabs>
+          <w:tab w:val="num" w:pos="0"/>
+        </w:tabs>
+        <w:ind w:start="0" w:hanging="0"/>
+      </w:pPr>
+    </w:lvl>
+    <w:lvl w:ilvl="5">
+      <w:start w:val="1"/>
+      <w:numFmt w:val="none"/>
+      <w:suff w:val="nothing"/>
+      <w:lvlText w:val=""/>
+      <w:lvlJc w:val="start"/>
+      <w:pPr>
+        <w:tabs>
+          <w:tab w:val="num" w:pos="0"/>
+        </w:tabs>
+        <w:ind w:start="0" w:hanging="0"/>
+      </w:pPr>
+    </w:lvl>
+    <w:lvl w:ilvl="6">
+      <w:start w:val="1"/>
+      <w:numFmt w:val="none"/>
+      <w:suff w:val="nothing"/>
+      <w:lvlText w:val=""/>
+      <w:lvlJc w:val="start"/>
+      <w:pPr>
+        <w:tabs>
+          <w:tab w:val="num" w:pos="0"/>
+        </w:tabs>
+        <w:ind w:start="0" w:hanging="0"/>
+      </w:pPr>
+    </w:lvl>
+    <w:lvl w:ilvl="7">
+      <w:start w:val="1"/>
+      <w:numFmt w:val="none"/>
+      <w:suff w:val="nothing"/>
+      <w:lvlText w:val=""/>
+      <w:lvlJc w:val="start"/>
+      <w:pPr>
+        <w:tabs>
+          <w:tab w:val="num" w:pos="0"/>
+        </w:tabs>
+        <w:ind w:start="0" w:hanging="0"/>
+      </w:pPr>
+    </w:lvl>
+    <w:lvl w:ilvl="8">
+      <w:start w:val="1"/>
+      <w:numFmt w:val="none"/>
+      <w:suff w:val="nothing"/>
+      <w:lvlText w:val=""/>
+      <w:lvlJc w:val="start"/>
+      <w:pPr>
+        <w:tabs>
+          <w:tab w:val="num" w:pos="0"/>
+        </w:tabs>
+        <w:ind w:start="0" w:hanging="0"/>
+      </w:pPr>
+    </w:lvl>
+  </w:abstractNum>
+  <w:num w:numId="1">
+    <w:abstractNumId w:val="1"/>
   </w:num>
-  <w:num w:numId="1001">
-    <w:abstractNumId w:val="991"/>
+  <w:num w:numId="2">
+    <w:abstractNumId w:val="2"/>
+  </w:num>
+  <w:num w:numId="3">
+    <w:abstractNumId w:val="3"/>
+  </w:num>
+  <w:num w:numId="4">
+    <w:abstractNumId w:val="4"/>
+  </w:num>
+  <w:num w:numId="5">
+    <w:abstractNumId w:val="5"/>
+  </w:num>
+  <w:num w:numId="6">
+    <w:abstractNumId w:val="6"/>
   </w:num>
 </w:numbering>
 </file>
 
 <file path=word/styles.xml><?xml version="1.0" encoding="utf-8"?>
-<w:styles xmlns:mc="http://schemas.openxmlformats.org/markup-compatibility/2006" xmlns:w="http://schemas.openxmlformats.org/wordprocessingml/2006/main" xmlns:w14="http://schemas.microsoft.com/office/word/2010/wordml" mc:Ignorable="w14">
+<w:styles xmlns:w="http://schemas.openxmlformats.org/wordprocessingml/2006/main" xmlns:w14="http://schemas.microsoft.com/office/word/2010/wordml" xmlns:mc="http://schemas.openxmlformats.org/markup-compatibility/2006" mc:Ignorable="w14">
   <w:docDefaults>
     <w:rPrDefault>
       <w:rPr>
-        <w:rFonts w:ascii="Aptos" w:asciiTheme="minorHAnsi" w:cs="" w:cstheme="minorBidi" w:eastAsia="Aptos" w:eastAsiaTheme="minorHAnsi" w:hAnsi="Aptos" w:hAnsiTheme="minorHAnsi"/>
+        <w:rFonts w:ascii="Aptos" w:hAnsi="Aptos" w:eastAsia="Aptos" w:cs="" w:asciiTheme="minorHAnsi" w:cstheme="minorBidi" w:eastAsiaTheme="minorHAnsi" w:hAnsiTheme="minorHAnsi"/>
         <w:kern w:val="2"/>
         <w:sz w:val="24"/>
         <w:szCs w:val="24"/>
-        <w:lang w:bidi="ar-SA" w:eastAsia="en-US" w:val="en-US"/>
+        <w:lang w:val="en-US" w:eastAsia="en-US" w:bidi="ar-SA"/>
         <w14:ligatures w14:val="standardContextual"/>
       </w:rPr>
     </w:rPrDefault>
@@ -675,17 +1530,17 @@
       </w:pPr>
     </w:pPrDefault>
   </w:docDefaults>
-  <w:latentStyles w:count="376" w:defLockedState="0" w:defQFormat="0" w:defSemiHidden="0" w:defUIPriority="99" w:defUnhideWhenUsed="0">
-    <w:lsdException w:name="Normal" w:qFormat="1" w:uiPriority="0"/>
-    <w:lsdException w:name="heading 1" w:qFormat="1" w:uiPriority="9"/>
-    <w:lsdException w:name="heading 2" w:qFormat="1" w:semiHidden="1" w:uiPriority="9" w:unhideWhenUsed="1"/>
-    <w:lsdException w:name="heading 3" w:qFormat="1" w:semiHidden="1" w:uiPriority="9" w:unhideWhenUsed="1"/>
-    <w:lsdException w:name="heading 4" w:qFormat="1" w:semiHidden="1" w:uiPriority="9" w:unhideWhenUsed="1"/>
-    <w:lsdException w:name="heading 5" w:qFormat="1" w:semiHidden="1" w:uiPriority="9" w:unhideWhenUsed="1"/>
-    <w:lsdException w:name="heading 6" w:qFormat="1" w:semiHidden="1" w:uiPriority="9" w:unhideWhenUsed="1"/>
-    <w:lsdException w:name="heading 7" w:qFormat="1" w:semiHidden="1" w:uiPriority="9" w:unhideWhenUsed="1"/>
-    <w:lsdException w:name="heading 8" w:qFormat="1" w:semiHidden="1" w:uiPriority="9" w:unhideWhenUsed="1"/>
-    <w:lsdException w:name="heading 9" w:qFormat="1" w:semiHidden="1" w:uiPriority="9" w:unhideWhenUsed="1"/>
+  <w:latentStyles w:defLockedState="0" w:defUIPriority="99" w:defSemiHidden="0" w:defUnhideWhenUsed="0" w:defQFormat="0" w:count="376">
+    <w:lsdException w:name="Normal" w:uiPriority="0" w:qFormat="1"/>
+    <w:lsdException w:name="heading 1" w:uiPriority="9" w:qFormat="1"/>
+    <w:lsdException w:name="heading 2" w:uiPriority="9" w:semiHidden="1" w:unhideWhenUsed="1" w:qFormat="1"/>
+    <w:lsdException w:name="heading 3" w:uiPriority="9" w:semiHidden="1" w:unhideWhenUsed="1" w:qFormat="1"/>
+    <w:lsdException w:name="heading 4" w:uiPriority="9" w:semiHidden="1" w:unhideWhenUsed="1" w:qFormat="1"/>
+    <w:lsdException w:name="heading 5" w:uiPriority="9" w:semiHidden="1" w:unhideWhenUsed="1" w:qFormat="1"/>
+    <w:lsdException w:name="heading 6" w:uiPriority="9" w:semiHidden="1" w:unhideWhenUsed="1" w:qFormat="1"/>
+    <w:lsdException w:name="heading 7" w:uiPriority="9" w:semiHidden="1" w:unhideWhenUsed="1" w:qFormat="1"/>
+    <w:lsdException w:name="heading 8" w:uiPriority="9" w:semiHidden="1" w:unhideWhenUsed="1" w:qFormat="1"/>
+    <w:lsdException w:name="heading 9" w:uiPriority="9" w:semiHidden="1" w:unhideWhenUsed="1" w:qFormat="1"/>
     <w:lsdException w:name="index 1" w:semiHidden="1" w:unhideWhenUsed="1"/>
     <w:lsdException w:name="index 2" w:semiHidden="1" w:unhideWhenUsed="1"/>
     <w:lsdException w:name="index 3" w:semiHidden="1" w:unhideWhenUsed="1"/>
@@ -695,22 +1550,22 @@
     <w:lsdException w:name="index 7" w:semiHidden="1" w:unhideWhenUsed="1"/>
     <w:lsdException w:name="index 8" w:semiHidden="1" w:unhideWhenUsed="1"/>
     <w:lsdException w:name="index 9" w:semiHidden="1" w:unhideWhenUsed="1"/>
-    <w:lsdException w:name="toc 1" w:semiHidden="1" w:uiPriority="39" w:unhideWhenUsed="1"/>
-    <w:lsdException w:name="toc 2" w:semiHidden="1" w:uiPriority="39" w:unhideWhenUsed="1"/>
-    <w:lsdException w:name="toc 3" w:semiHidden="1" w:uiPriority="39" w:unhideWhenUsed="1"/>
-    <w:lsdException w:name="toc 4" w:semiHidden="1" w:uiPriority="39" w:unhideWhenUsed="1"/>
-    <w:lsdException w:name="toc 5" w:semiHidden="1" w:uiPriority="39" w:unhideWhenUsed="1"/>
-    <w:lsdException w:name="toc 6" w:semiHidden="1" w:uiPriority="39" w:unhideWhenUsed="1"/>
-    <w:lsdException w:name="toc 7" w:semiHidden="1" w:uiPriority="39" w:unhideWhenUsed="1"/>
-    <w:lsdException w:name="toc 8" w:semiHidden="1" w:uiPriority="39" w:unhideWhenUsed="1"/>
-    <w:lsdException w:name="toc 9" w:semiHidden="1" w:uiPriority="39" w:unhideWhenUsed="1"/>
+    <w:lsdException w:name="toc 1" w:uiPriority="39" w:semiHidden="1" w:unhideWhenUsed="1"/>
+    <w:lsdException w:name="toc 2" w:uiPriority="39" w:semiHidden="1" w:unhideWhenUsed="1"/>
+    <w:lsdException w:name="toc 3" w:uiPriority="39" w:semiHidden="1" w:unhideWhenUsed="1"/>
+    <w:lsdException w:name="toc 4" w:uiPriority="39" w:semiHidden="1" w:unhideWhenUsed="1"/>
+    <w:lsdException w:name="toc 5" w:uiPriority="39" w:semiHidden="1" w:unhideWhenUsed="1"/>
+    <w:lsdException w:name="toc 6" w:uiPriority="39" w:semiHidden="1" w:unhideWhenUsed="1"/>
+    <w:lsdException w:name="toc 7" w:uiPriority="39" w:semiHidden="1" w:unhideWhenUsed="1"/>
+    <w:lsdException w:name="toc 8" w:uiPriority="39" w:semiHidden="1" w:unhideWhenUsed="1"/>
+    <w:lsdException w:name="toc 9" w:uiPriority="39" w:semiHidden="1" w:unhideWhenUsed="1"/>
     <w:lsdException w:name="Normal Indent" w:semiHidden="1" w:unhideWhenUsed="1"/>
     <w:lsdException w:name="footnote text" w:semiHidden="1" w:unhideWhenUsed="1"/>
     <w:lsdException w:name="annotation text" w:semiHidden="1" w:unhideWhenUsed="1"/>
     <w:lsdException w:name="header" w:semiHidden="1" w:unhideWhenUsed="1"/>
     <w:lsdException w:name="footer" w:semiHidden="1" w:unhideWhenUsed="1"/>
     <w:lsdException w:name="index heading" w:semiHidden="1" w:unhideWhenUsed="1"/>
-    <w:lsdException w:name="caption" w:qFormat="1" w:semiHidden="1" w:uiPriority="35" w:unhideWhenUsed="1"/>
+    <w:lsdException w:name="caption" w:uiPriority="35" w:semiHidden="1" w:unhideWhenUsed="1" w:qFormat="1"/>
     <w:lsdException w:name="table of figures" w:semiHidden="1" w:unhideWhenUsed="1"/>
     <w:lsdException w:name="envelope address" w:semiHidden="1" w:unhideWhenUsed="1"/>
     <w:lsdException w:name="envelope return" w:semiHidden="1" w:unhideWhenUsed="1"/>
@@ -738,10 +1593,10 @@
     <w:lsdException w:name="List Number 3" w:semiHidden="1" w:unhideWhenUsed="1"/>
     <w:lsdException w:name="List Number 4" w:semiHidden="1" w:unhideWhenUsed="1"/>
     <w:lsdException w:name="List Number 5" w:semiHidden="1" w:unhideWhenUsed="1"/>
-    <w:lsdException w:name="Title" w:qFormat="1" w:uiPriority="10"/>
+    <w:lsdException w:name="Title" w:uiPriority="10" w:qFormat="1"/>
     <w:lsdException w:name="Closing" w:semiHidden="1" w:unhideWhenUsed="1"/>
     <w:lsdException w:name="Signature" w:semiHidden="1" w:unhideWhenUsed="1"/>
-    <w:lsdException w:name="Default Paragraph Font" w:semiHidden="1" w:uiPriority="1" w:unhideWhenUsed="1"/>
+    <w:lsdException w:name="Default Paragraph Font" w:uiPriority="1" w:semiHidden="1" w:unhideWhenUsed="1"/>
     <w:lsdException w:name="Body Text" w:semiHidden="1" w:unhideWhenUsed="1"/>
     <w:lsdException w:name="Body Text Indent" w:semiHidden="1" w:unhideWhenUsed="1"/>
     <w:lsdException w:name="List Continue" w:semiHidden="1" w:unhideWhenUsed="1"/>
@@ -750,7 +1605,7 @@
     <w:lsdException w:name="List Continue 4" w:semiHidden="1" w:unhideWhenUsed="1"/>
     <w:lsdException w:name="List Continue 5" w:semiHidden="1" w:unhideWhenUsed="1"/>
     <w:lsdException w:name="Message Header" w:semiHidden="1" w:unhideWhenUsed="1"/>
-    <w:lsdException w:name="Subtitle" w:qFormat="1" w:uiPriority="11"/>
+    <w:lsdException w:name="Subtitle" w:uiPriority="11" w:qFormat="1"/>
     <w:lsdException w:name="Salutation" w:semiHidden="1" w:unhideWhenUsed="1"/>
     <w:lsdException w:name="Date" w:semiHidden="1" w:unhideWhenUsed="1"/>
     <w:lsdException w:name="Body Text First Indent" w:semiHidden="1" w:unhideWhenUsed="1"/>
@@ -763,8 +1618,8 @@
     <w:lsdException w:name="Block Text" w:semiHidden="1" w:unhideWhenUsed="1"/>
     <w:lsdException w:name="Hyperlink" w:semiHidden="1" w:unhideWhenUsed="1"/>
     <w:lsdException w:name="FollowedHyperlink" w:semiHidden="1" w:unhideWhenUsed="1"/>
-    <w:lsdException w:name="Strong" w:qFormat="1" w:uiPriority="22"/>
-    <w:lsdException w:name="Emphasis" w:qFormat="1" w:uiPriority="20"/>
+    <w:lsdException w:name="Strong" w:uiPriority="22" w:qFormat="1"/>
+    <w:lsdException w:name="Emphasis" w:uiPriority="20" w:qFormat="1"/>
     <w:lsdException w:name="Document Map" w:semiHidden="1" w:unhideWhenUsed="1"/>
     <w:lsdException w:name="Plain Text" w:semiHidden="1" w:unhideWhenUsed="1"/>
     <w:lsdException w:name="E-mail Signature" w:semiHidden="1" w:unhideWhenUsed="1"/>
@@ -833,7 +1688,7 @@
     <w:lsdException w:name="Table Grid" w:uiPriority="39"/>
     <w:lsdException w:name="Table Theme" w:semiHidden="1" w:unhideWhenUsed="1"/>
     <w:lsdException w:name="Placeholder Text" w:semiHidden="1"/>
-    <w:lsdException w:name="No Spacing" w:qFormat="1" w:uiPriority="1"/>
+    <w:lsdException w:name="No Spacing" w:uiPriority="1" w:qFormat="1"/>
     <w:lsdException w:name="Light Shading" w:uiPriority="60"/>
     <w:lsdException w:name="Light List" w:uiPriority="61"/>
     <w:lsdException w:name="Light Grid" w:uiPriority="62"/>
@@ -855,9 +1710,9 @@
     <w:lsdException w:name="Medium Shading 2 Accent 1" w:uiPriority="64"/>
     <w:lsdException w:name="Medium List 1 Accent 1" w:uiPriority="65"/>
     <w:lsdException w:name="Revision" w:semiHidden="1"/>
-    <w:lsdException w:name="List Paragraph" w:qFormat="1" w:uiPriority="34"/>
-    <w:lsdException w:name="Quote" w:qFormat="1" w:uiPriority="29"/>
-    <w:lsdException w:name="Intense Quote" w:qFormat="1" w:uiPriority="30"/>
+    <w:lsdException w:name="List Paragraph" w:uiPriority="34" w:qFormat="1"/>
+    <w:lsdException w:name="Quote" w:uiPriority="29" w:qFormat="1"/>
+    <w:lsdException w:name="Intense Quote" w:uiPriority="30" w:qFormat="1"/>
     <w:lsdException w:name="Medium List 2 Accent 1" w:uiPriority="66"/>
     <w:lsdException w:name="Medium Grid 1 Accent 1" w:uiPriority="67"/>
     <w:lsdException w:name="Medium Grid 2 Accent 1" w:uiPriority="68"/>
@@ -936,13 +1791,13 @@
     <w:lsdException w:name="Colorful Shading Accent 6" w:uiPriority="71"/>
     <w:lsdException w:name="Colorful List Accent 6" w:uiPriority="72"/>
     <w:lsdException w:name="Colorful Grid Accent 6" w:uiPriority="73"/>
-    <w:lsdException w:name="Subtle Emphasis" w:qFormat="1" w:uiPriority="19"/>
-    <w:lsdException w:name="Intense Emphasis" w:qFormat="1" w:uiPriority="21"/>
-    <w:lsdException w:name="Subtle Reference" w:qFormat="1" w:uiPriority="31"/>
-    <w:lsdException w:name="Intense Reference" w:qFormat="1" w:uiPriority="32"/>
-    <w:lsdException w:name="Book Title" w:qFormat="1" w:uiPriority="33"/>
-    <w:lsdException w:name="Bibliography" w:semiHidden="1" w:uiPriority="37" w:unhideWhenUsed="1"/>
-    <w:lsdException w:name="TOC Heading" w:qFormat="1" w:semiHidden="1" w:uiPriority="39" w:unhideWhenUsed="1"/>
+    <w:lsdException w:name="Subtle Emphasis" w:uiPriority="19" w:qFormat="1"/>
+    <w:lsdException w:name="Intense Emphasis" w:uiPriority="21" w:qFormat="1"/>
+    <w:lsdException w:name="Subtle Reference" w:uiPriority="31" w:qFormat="1"/>
+    <w:lsdException w:name="Intense Reference" w:uiPriority="32" w:qFormat="1"/>
+    <w:lsdException w:name="Book Title" w:uiPriority="33" w:qFormat="1"/>
+    <w:lsdException w:name="Bibliography" w:uiPriority="37" w:semiHidden="1" w:unhideWhenUsed="1"/>
+    <w:lsdException w:name="TOC Heading" w:uiPriority="39" w:semiHidden="1" w:unhideWhenUsed="1" w:qFormat="1"/>
     <w:lsdException w:name="Plain Table 1" w:uiPriority="41"/>
     <w:lsdException w:name="Plain Table 2" w:uiPriority="42"/>
     <w:lsdException w:name="Plain Table 3" w:uiPriority="43"/>
@@ -1053,27 +1908,27 @@
     <w:lsdException w:name="Unresolved Mention" w:semiHidden="1" w:unhideWhenUsed="1"/>
     <w:lsdException w:name="Smart Link" w:semiHidden="1" w:unhideWhenUsed="1"/>
   </w:latentStyles>
-  <w:style w:default="1" w:styleId="Normal" w:type="paragraph">
+  <w:style w:type="paragraph" w:styleId="Normal" w:default="1">
     <w:name w:val="Normal"/>
     <w:qFormat/>
     <w:pPr>
       <w:widowControl/>
       <w:suppressAutoHyphens w:val="true"/>
       <w:bidi w:val="0"/>
-      <w:spacing w:after="160" w:before="0" w:line="278" w:lineRule="auto"/>
+      <w:spacing w:lineRule="auto" w:line="278" w:before="0" w:after="160"/>
       <w:jc w:val="start"/>
     </w:pPr>
     <w:rPr>
-      <w:rFonts w:ascii="Aptos" w:asciiTheme="minorHAnsi" w:cs="" w:cstheme="minorBidi" w:eastAsia="Aptos" w:eastAsiaTheme="minorHAnsi" w:hAnsi="Aptos" w:hAnsiTheme="minorHAnsi"/>
+      <w:rFonts w:ascii="Aptos" w:hAnsi="Aptos" w:eastAsia="Aptos" w:cs="" w:asciiTheme="minorHAnsi" w:cstheme="minorBidi" w:eastAsiaTheme="minorHAnsi" w:hAnsiTheme="minorHAnsi"/>
       <w:color w:val="auto"/>
       <w:kern w:val="2"/>
       <w:sz w:val="24"/>
       <w:szCs w:val="24"/>
-      <w:lang w:bidi="ar-SA" w:eastAsia="en-US" w:val="en-US"/>
+      <w:lang w:val="en-US" w:eastAsia="en-US" w:bidi="ar-SA"/>
       <w14:ligatures w14:val="standardContextual"/>
     </w:rPr>
   </w:style>
-  <w:style w:styleId="Heading1" w:type="paragraph">
+  <w:style w:type="paragraph" w:styleId="Heading1">
     <w:name w:val="heading 1"/>
     <w:basedOn w:val="Normal"/>
     <w:next w:val="Normal"/>
@@ -1084,17 +1939,17 @@
     <w:pPr>
       <w:keepNext w:val="true"/>
       <w:keepLines/>
-      <w:spacing w:after="80" w:before="360"/>
+      <w:spacing w:before="360" w:after="80"/>
       <w:outlineLvl w:val="0"/>
     </w:pPr>
     <w:rPr>
-      <w:rFonts w:ascii="Aptos Display" w:asciiTheme="majorHAnsi" w:cs="" w:cstheme="majorBidi" w:eastAsia="" w:eastAsiaTheme="majorEastAsia" w:hAnsi="Aptos Display" w:hAnsiTheme="majorHAnsi"/>
+      <w:rFonts w:ascii="Aptos Display" w:hAnsi="Aptos Display" w:eastAsia="" w:cs="" w:asciiTheme="majorHAnsi" w:cstheme="majorBidi" w:eastAsiaTheme="majorEastAsia" w:hAnsiTheme="majorHAnsi"/>
       <w:color w:themeColor="accent1" w:themeShade="bf" w:val="0F4761"/>
       <w:sz w:val="40"/>
       <w:szCs w:val="40"/>
     </w:rPr>
   </w:style>
-  <w:style w:styleId="Heading2" w:type="paragraph">
+  <w:style w:type="paragraph" w:styleId="Heading2">
     <w:name w:val="heading 2"/>
     <w:basedOn w:val="cvheader1"/>
     <w:next w:val="Normal"/>
@@ -1107,14 +1962,14 @@
     <w:pPr>
       <w:keepNext w:val="true"/>
       <w:keepLines/>
-      <w:spacing w:after="80" w:before="160"/>
+      <w:spacing w:before="160" w:after="80"/>
       <w:outlineLvl w:val="1"/>
     </w:pPr>
     <w:rPr>
-      <w:rFonts w:ascii="Arial" w:cs="" w:cstheme="majorBidi" w:eastAsia="" w:eastAsiaTheme="majorEastAsia" w:hAnsi="Arial"/>
-    </w:rPr>
-  </w:style>
-  <w:style w:styleId="Heading3" w:type="paragraph">
+      <w:rFonts w:ascii="Arial" w:hAnsi="Arial" w:eastAsia="" w:cs="" w:cstheme="majorBidi" w:eastAsiaTheme="majorEastAsia"/>
+    </w:rPr>
+  </w:style>
+  <w:style w:type="paragraph" w:styleId="Heading3">
     <w:name w:val="heading 3"/>
     <w:basedOn w:val="Heading2"/>
     <w:next w:val="Normal"/>
@@ -1127,15 +1982,15 @@
     <w:pPr>
       <w:keepNext w:val="true"/>
       <w:keepLines/>
-      <w:spacing w:after="80" w:before="160"/>
+      <w:spacing w:before="160" w:after="80"/>
       <w:outlineLvl w:val="2"/>
     </w:pPr>
     <w:rPr>
-      <w:rFonts w:cs="" w:cstheme="majorBidi" w:eastAsia="" w:eastAsiaTheme="majorEastAsia"/>
+      <w:rFonts w:eastAsia="" w:cs="" w:cstheme="majorBidi" w:eastAsiaTheme="majorEastAsia"/>
       <w:u w:val="none"/>
     </w:rPr>
   </w:style>
-  <w:style w:styleId="Heading4" w:type="paragraph">
+  <w:style w:type="paragraph" w:styleId="Heading4">
     <w:name w:val="heading 4"/>
     <w:basedOn w:val="Normal"/>
     <w:next w:val="Normal"/>
@@ -1148,17 +2003,17 @@
     <w:pPr>
       <w:keepNext w:val="true"/>
       <w:keepLines/>
-      <w:spacing w:after="40" w:before="80"/>
+      <w:spacing w:before="80" w:after="40"/>
       <w:outlineLvl w:val="3"/>
     </w:pPr>
     <w:rPr>
-      <w:rFonts w:cs="" w:cstheme="majorBidi" w:eastAsia="" w:eastAsiaTheme="majorEastAsia"/>
+      <w:rFonts w:eastAsia="" w:cs="" w:cstheme="majorBidi" w:eastAsiaTheme="majorEastAsia"/>
       <w:i/>
       <w:iCs/>
       <w:color w:themeColor="accent1" w:themeShade="bf" w:val="0F4761"/>
     </w:rPr>
   </w:style>
-  <w:style w:styleId="Heading5" w:type="paragraph">
+  <w:style w:type="paragraph" w:styleId="Heading5">
     <w:name w:val="heading 5"/>
     <w:basedOn w:val="Normal"/>
     <w:next w:val="Normal"/>
@@ -1171,15 +2026,15 @@
     <w:pPr>
       <w:keepNext w:val="true"/>
       <w:keepLines/>
-      <w:spacing w:after="40" w:before="80"/>
+      <w:spacing w:before="80" w:after="40"/>
       <w:outlineLvl w:val="4"/>
     </w:pPr>
     <w:rPr>
-      <w:rFonts w:cs="" w:cstheme="majorBidi" w:eastAsia="" w:eastAsiaTheme="majorEastAsia"/>
+      <w:rFonts w:eastAsia="" w:cs="" w:cstheme="majorBidi" w:eastAsiaTheme="majorEastAsia"/>
       <w:color w:themeColor="accent1" w:themeShade="bf" w:val="0F4761"/>
     </w:rPr>
   </w:style>
-  <w:style w:styleId="Heading6" w:type="paragraph">
+  <w:style w:type="paragraph" w:styleId="Heading6">
     <w:name w:val="heading 6"/>
     <w:basedOn w:val="Normal"/>
     <w:next w:val="Normal"/>
@@ -1192,17 +2047,17 @@
     <w:pPr>
       <w:keepNext w:val="true"/>
       <w:keepLines/>
-      <w:spacing w:after="0" w:before="40"/>
+      <w:spacing w:before="40" w:after="0"/>
       <w:outlineLvl w:val="5"/>
     </w:pPr>
     <w:rPr>
-      <w:rFonts w:cs="" w:cstheme="majorBidi" w:eastAsia="" w:eastAsiaTheme="majorEastAsia"/>
+      <w:rFonts w:eastAsia="" w:cs="" w:cstheme="majorBidi" w:eastAsiaTheme="majorEastAsia"/>
       <w:i/>
       <w:iCs/>
       <w:color w:themeColor="text1" w:themeTint="a6" w:val="595959"/>
     </w:rPr>
   </w:style>
-  <w:style w:styleId="Heading7" w:type="paragraph">
+  <w:style w:type="paragraph" w:styleId="Heading7">
     <w:name w:val="heading 7"/>
     <w:basedOn w:val="Normal"/>
     <w:next w:val="Normal"/>
@@ -1215,15 +2070,15 @@
     <w:pPr>
       <w:keepNext w:val="true"/>
       <w:keepLines/>
-      <w:spacing w:after="0" w:before="40"/>
+      <w:spacing w:before="40" w:after="0"/>
       <w:outlineLvl w:val="6"/>
     </w:pPr>
     <w:rPr>
-      <w:rFonts w:cs="" w:cstheme="majorBidi" w:eastAsia="" w:eastAsiaTheme="majorEastAsia"/>
+      <w:rFonts w:eastAsia="" w:cs="" w:cstheme="majorBidi" w:eastAsiaTheme="majorEastAsia"/>
       <w:color w:themeColor="text1" w:themeTint="a6" w:val="595959"/>
     </w:rPr>
   </w:style>
-  <w:style w:styleId="Heading8" w:type="paragraph">
+  <w:style w:type="paragraph" w:styleId="Heading8">
     <w:name w:val="heading 8"/>
     <w:basedOn w:val="Normal"/>
     <w:next w:val="Normal"/>
@@ -1236,17 +2091,17 @@
     <w:pPr>
       <w:keepNext w:val="true"/>
       <w:keepLines/>
-      <w:spacing w:after="0" w:before="0"/>
+      <w:spacing w:before="0" w:after="0"/>
       <w:outlineLvl w:val="7"/>
     </w:pPr>
     <w:rPr>
-      <w:rFonts w:cs="" w:cstheme="majorBidi" w:eastAsia="" w:eastAsiaTheme="majorEastAsia"/>
+      <w:rFonts w:eastAsia="" w:cs="" w:cstheme="majorBidi" w:eastAsiaTheme="majorEastAsia"/>
       <w:i/>
       <w:iCs/>
       <w:color w:themeColor="text1" w:themeTint="d8" w:val="272727"/>
     </w:rPr>
   </w:style>
-  <w:style w:styleId="Heading9" w:type="paragraph">
+  <w:style w:type="paragraph" w:styleId="Heading9">
     <w:name w:val="heading 9"/>
     <w:basedOn w:val="Normal"/>
     <w:next w:val="Normal"/>
@@ -1259,34 +2114,34 @@
     <w:pPr>
       <w:keepNext w:val="true"/>
       <w:keepLines/>
-      <w:spacing w:after="0" w:before="0"/>
+      <w:spacing w:before="0" w:after="0"/>
       <w:outlineLvl w:val="8"/>
     </w:pPr>
     <w:rPr>
-      <w:rFonts w:cs="" w:cstheme="majorBidi" w:eastAsia="" w:eastAsiaTheme="majorEastAsia"/>
+      <w:rFonts w:eastAsia="" w:cs="" w:cstheme="majorBidi" w:eastAsiaTheme="majorEastAsia"/>
       <w:color w:themeColor="text1" w:themeTint="d8" w:val="272727"/>
     </w:rPr>
   </w:style>
-  <w:style w:default="1" w:styleId="DefaultParagraphFont" w:type="character">
+  <w:style w:type="character" w:styleId="DefaultParagraphFont" w:default="1">
     <w:name w:val="Default Paragraph Font"/>
     <w:uiPriority w:val="1"/>
     <w:unhideWhenUsed/>
     <w:rPr/>
   </w:style>
-  <w:style w:customStyle="1" w:styleId="Heading1Char" w:type="character">
+  <w:style w:type="character" w:styleId="Heading1Char" w:customStyle="1">
     <w:name w:val="Heading 1 Char"/>
     <w:basedOn w:val="DefaultParagraphFont"/>
     <w:link w:val="Heading1"/>
     <w:uiPriority w:val="9"/>
     <w:rsid w:val="00a20283"/>
     <w:rPr>
-      <w:rFonts w:ascii="Aptos Display" w:asciiTheme="majorHAnsi" w:cs="" w:cstheme="majorBidi" w:eastAsia="" w:eastAsiaTheme="majorEastAsia" w:hAnsi="Aptos Display" w:hAnsiTheme="majorHAnsi"/>
+      <w:rFonts w:ascii="Aptos Display" w:hAnsi="Aptos Display" w:eastAsia="" w:cs="" w:asciiTheme="majorHAnsi" w:cstheme="majorBidi" w:eastAsiaTheme="majorEastAsia" w:hAnsiTheme="majorHAnsi"/>
       <w:color w:themeColor="accent1" w:themeShade="bf" w:val="0F4761"/>
       <w:sz w:val="40"/>
       <w:szCs w:val="40"/>
     </w:rPr>
   </w:style>
-  <w:style w:customStyle="1" w:styleId="Heading2Char" w:type="character">
+  <w:style w:type="character" w:styleId="Heading2Char" w:customStyle="1">
     <w:name w:val="Heading 2 Char"/>
     <w:basedOn w:val="DefaultParagraphFont"/>
     <w:link w:val="Heading2"/>
@@ -1294,13 +2149,13 @@
     <w:semiHidden/>
     <w:rsid w:val="00a20283"/>
     <w:rPr>
-      <w:rFonts w:ascii="Aptos Display" w:asciiTheme="majorHAnsi" w:cs="" w:cstheme="majorBidi" w:eastAsia="" w:eastAsiaTheme="majorEastAsia" w:hAnsi="Aptos Display" w:hAnsiTheme="majorHAnsi"/>
+      <w:rFonts w:ascii="Aptos Display" w:hAnsi="Aptos Display" w:eastAsia="" w:cs="" w:asciiTheme="majorHAnsi" w:cstheme="majorBidi" w:eastAsiaTheme="majorEastAsia" w:hAnsiTheme="majorHAnsi"/>
       <w:color w:themeColor="accent1" w:themeShade="bf" w:val="0F4761"/>
       <w:sz w:val="32"/>
       <w:szCs w:val="32"/>
     </w:rPr>
   </w:style>
-  <w:style w:customStyle="1" w:styleId="Heading3Char" w:type="character">
+  <w:style w:type="character" w:styleId="Heading3Char" w:customStyle="1">
     <w:name w:val="Heading 3 Char"/>
     <w:basedOn w:val="DefaultParagraphFont"/>
     <w:link w:val="Heading3"/>
@@ -1308,13 +2163,13 @@
     <w:semiHidden/>
     <w:rsid w:val="00a20283"/>
     <w:rPr>
-      <w:rFonts w:cs="" w:cstheme="majorBidi" w:eastAsia="" w:eastAsiaTheme="majorEastAsia"/>
+      <w:rFonts w:eastAsia="" w:cs="" w:cstheme="majorBidi" w:eastAsiaTheme="majorEastAsia"/>
       <w:color w:themeColor="accent1" w:themeShade="bf" w:val="0F4761"/>
       <w:sz w:val="28"/>
       <w:szCs w:val="28"/>
     </w:rPr>
   </w:style>
-  <w:style w:customStyle="1" w:styleId="Heading4Char" w:type="character">
+  <w:style w:type="character" w:styleId="Heading4Char" w:customStyle="1">
     <w:name w:val="Heading 4 Char"/>
     <w:basedOn w:val="DefaultParagraphFont"/>
     <w:link w:val="Heading4"/>
@@ -1322,13 +2177,13 @@
     <w:semiHidden/>
     <w:rsid w:val="00a20283"/>
     <w:rPr>
-      <w:rFonts w:cs="" w:cstheme="majorBidi" w:eastAsia="" w:eastAsiaTheme="majorEastAsia"/>
+      <w:rFonts w:eastAsia="" w:cs="" w:cstheme="majorBidi" w:eastAsiaTheme="majorEastAsia"/>
       <w:i/>
       <w:iCs/>
       <w:color w:themeColor="accent1" w:themeShade="bf" w:val="0F4761"/>
     </w:rPr>
   </w:style>
-  <w:style w:customStyle="1" w:styleId="Heading5Char" w:type="character">
+  <w:style w:type="character" w:styleId="Heading5Char" w:customStyle="1">
     <w:name w:val="Heading 5 Char"/>
     <w:basedOn w:val="DefaultParagraphFont"/>
     <w:link w:val="Heading5"/>
@@ -1336,11 +2191,11 @@
     <w:semiHidden/>
     <w:rsid w:val="00a20283"/>
     <w:rPr>
-      <w:rFonts w:cs="" w:cstheme="majorBidi" w:eastAsia="" w:eastAsiaTheme="majorEastAsia"/>
+      <w:rFonts w:eastAsia="" w:cs="" w:cstheme="majorBidi" w:eastAsiaTheme="majorEastAsia"/>
       <w:color w:themeColor="accent1" w:themeShade="bf" w:val="0F4761"/>
     </w:rPr>
   </w:style>
-  <w:style w:customStyle="1" w:styleId="Heading6Char" w:type="character">
+  <w:style w:type="character" w:styleId="Heading6Char" w:customStyle="1">
     <w:name w:val="Heading 6 Char"/>
     <w:basedOn w:val="DefaultParagraphFont"/>
     <w:link w:val="Heading6"/>
@@ -1348,13 +2203,13 @@
     <w:semiHidden/>
     <w:rsid w:val="00a20283"/>
     <w:rPr>
-      <w:rFonts w:cs="" w:cstheme="majorBidi" w:eastAsia="" w:eastAsiaTheme="majorEastAsia"/>
+      <w:rFonts w:eastAsia="" w:cs="" w:cstheme="majorBidi" w:eastAsiaTheme="majorEastAsia"/>
       <w:i/>
       <w:iCs/>
       <w:color w:themeColor="text1" w:themeTint="a6" w:val="595959"/>
     </w:rPr>
   </w:style>
-  <w:style w:customStyle="1" w:styleId="Heading7Char" w:type="character">
+  <w:style w:type="character" w:styleId="Heading7Char" w:customStyle="1">
     <w:name w:val="Heading 7 Char"/>
     <w:basedOn w:val="DefaultParagraphFont"/>
     <w:link w:val="Heading7"/>
@@ -1362,11 +2217,11 @@
     <w:semiHidden/>
     <w:rsid w:val="00a20283"/>
     <w:rPr>
-      <w:rFonts w:cs="" w:cstheme="majorBidi" w:eastAsia="" w:eastAsiaTheme="majorEastAsia"/>
+      <w:rFonts w:eastAsia="" w:cs="" w:cstheme="majorBidi" w:eastAsiaTheme="majorEastAsia"/>
       <w:color w:themeColor="text1" w:themeTint="a6" w:val="595959"/>
     </w:rPr>
   </w:style>
-  <w:style w:customStyle="1" w:styleId="Heading8Char" w:type="character">
+  <w:style w:type="character" w:styleId="Heading8Char" w:customStyle="1">
     <w:name w:val="Heading 8 Char"/>
     <w:basedOn w:val="DefaultParagraphFont"/>
     <w:link w:val="Heading8"/>
@@ -1374,13 +2229,13 @@
     <w:semiHidden/>
     <w:rsid w:val="00a20283"/>
     <w:rPr>
-      <w:rFonts w:cs="" w:cstheme="majorBidi" w:eastAsia="" w:eastAsiaTheme="majorEastAsia"/>
+      <w:rFonts w:eastAsia="" w:cs="" w:cstheme="majorBidi" w:eastAsiaTheme="majorEastAsia"/>
       <w:i/>
       <w:iCs/>
       <w:color w:themeColor="text1" w:themeTint="d8" w:val="272727"/>
     </w:rPr>
   </w:style>
-  <w:style w:customStyle="1" w:styleId="Heading9Char" w:type="character">
+  <w:style w:type="character" w:styleId="Heading9Char" w:customStyle="1">
     <w:name w:val="Heading 9 Char"/>
     <w:basedOn w:val="DefaultParagraphFont"/>
     <w:link w:val="Heading9"/>
@@ -1388,39 +2243,39 @@
     <w:semiHidden/>
     <w:rsid w:val="00a20283"/>
     <w:rPr>
-      <w:rFonts w:cs="" w:cstheme="majorBidi" w:eastAsia="" w:eastAsiaTheme="majorEastAsia"/>
+      <w:rFonts w:eastAsia="" w:cs="" w:cstheme="majorBidi" w:eastAsiaTheme="majorEastAsia"/>
       <w:color w:themeColor="text1" w:themeTint="d8" w:val="272727"/>
     </w:rPr>
   </w:style>
-  <w:style w:customStyle="1" w:styleId="TitleChar" w:type="character">
+  <w:style w:type="character" w:styleId="TitleChar" w:customStyle="1">
     <w:name w:val="Title Char"/>
     <w:basedOn w:val="DefaultParagraphFont"/>
     <w:link w:val="Title"/>
     <w:uiPriority w:val="10"/>
     <w:rsid w:val="00a20283"/>
     <w:rPr>
-      <w:rFonts w:ascii="Aptos Display" w:asciiTheme="majorHAnsi" w:cs="" w:cstheme="majorBidi" w:eastAsia="" w:eastAsiaTheme="majorEastAsia" w:hAnsi="Aptos Display" w:hAnsiTheme="majorHAnsi"/>
+      <w:rFonts w:ascii="Aptos Display" w:hAnsi="Aptos Display" w:eastAsia="" w:cs="" w:asciiTheme="majorHAnsi" w:cstheme="majorBidi" w:eastAsiaTheme="majorEastAsia" w:hAnsiTheme="majorHAnsi"/>
       <w:spacing w:val="-10"/>
       <w:kern w:val="2"/>
       <w:sz w:val="56"/>
       <w:szCs w:val="56"/>
     </w:rPr>
   </w:style>
-  <w:style w:customStyle="1" w:styleId="SubtitleChar" w:type="character">
+  <w:style w:type="character" w:styleId="SubtitleChar" w:customStyle="1">
     <w:name w:val="Subtitle Char"/>
     <w:basedOn w:val="DefaultParagraphFont"/>
     <w:link w:val="Subtitle"/>
     <w:uiPriority w:val="11"/>
     <w:rsid w:val="00a20283"/>
     <w:rPr>
-      <w:rFonts w:cs="" w:cstheme="majorBidi" w:eastAsia="" w:eastAsiaTheme="majorEastAsia"/>
+      <w:rFonts w:eastAsia="" w:cs="" w:cstheme="majorBidi" w:eastAsiaTheme="majorEastAsia"/>
       <w:color w:themeColor="text1" w:themeTint="a6" w:val="595959"/>
       <w:spacing w:val="15"/>
       <w:sz w:val="28"/>
       <w:szCs w:val="28"/>
     </w:rPr>
   </w:style>
-  <w:style w:customStyle="1" w:styleId="QuoteChar" w:type="character">
+  <w:style w:type="character" w:styleId="QuoteChar" w:customStyle="1">
     <w:name w:val="Quote Char"/>
     <w:basedOn w:val="DefaultParagraphFont"/>
     <w:link w:val="Quote"/>
@@ -1432,7 +2287,7 @@
       <w:color w:themeColor="text1" w:themeTint="bf" w:val="404040"/>
     </w:rPr>
   </w:style>
-  <w:style w:styleId="IntenseEmphasis" w:type="character">
+  <w:style w:type="character" w:styleId="IntenseEmphasis">
     <w:name w:val="Intense Emphasis"/>
     <w:basedOn w:val="DefaultParagraphFont"/>
     <w:uiPriority w:val="21"/>
@@ -1444,7 +2299,7 @@
       <w:color w:themeColor="accent1" w:themeShade="bf" w:val="0F4761"/>
     </w:rPr>
   </w:style>
-  <w:style w:customStyle="1" w:styleId="IntenseQuoteChar" w:type="character">
+  <w:style w:type="character" w:styleId="IntenseQuoteChar" w:customStyle="1">
     <w:name w:val="Intense Quote Char"/>
     <w:basedOn w:val="DefaultParagraphFont"/>
     <w:link w:val="IntenseQuote"/>
@@ -1456,7 +2311,7 @@
       <w:color w:themeColor="accent1" w:themeShade="bf" w:val="0F4761"/>
     </w:rPr>
   </w:style>
-  <w:style w:styleId="IntenseReference" w:type="character">
+  <w:style w:type="character" w:styleId="IntenseReference">
     <w:name w:val="Intense Reference"/>
     <w:basedOn w:val="DefaultParagraphFont"/>
     <w:uiPriority w:val="32"/>
@@ -1470,7 +2325,7 @@
       <w:spacing w:val="5"/>
     </w:rPr>
   </w:style>
-  <w:style w:styleId="Hyperlink" w:type="character">
+  <w:style w:type="character" w:styleId="Hyperlink">
     <w:name w:val="Hyperlink"/>
     <w:basedOn w:val="DefaultParagraphFont"/>
     <w:uiPriority w:val="99"/>
@@ -1481,7 +2336,7 @@
       <w:u w:val="single"/>
     </w:rPr>
   </w:style>
-  <w:style w:styleId="UnresolvedMention" w:type="character">
+  <w:style w:type="character" w:styleId="UnresolvedMention">
     <w:name w:val="Unresolved Mention"/>
     <w:basedOn w:val="DefaultParagraphFont"/>
     <w:uiPriority w:val="99"/>
@@ -1493,32 +2348,227 @@
       <w:shd w:fill="E1DFDD" w:val="clear"/>
     </w:rPr>
   </w:style>
-  <w:style w:styleId="Heading" w:type="paragraph">
+  <w:style w:type="character" w:styleId="KeywordTok" w:customStyle="1">
+    <w:name w:val="KeywordTok"/>
+    <w:rPr>
+      <w:b/>
+      <w:color w:val="007020"/>
+    </w:rPr>
+  </w:style>
+  <w:style w:type="character" w:styleId="DataTypeTok" w:customStyle="1">
+    <w:name w:val="DataTypeTok"/>
+    <w:rPr>
+      <w:color w:val="902000"/>
+    </w:rPr>
+  </w:style>
+  <w:style w:type="character" w:styleId="DecValTok" w:customStyle="1">
+    <w:name w:val="DecValTok"/>
+    <w:rPr>
+      <w:color w:val="40A070"/>
+    </w:rPr>
+  </w:style>
+  <w:style w:type="character" w:styleId="BaseNTok" w:customStyle="1">
+    <w:name w:val="BaseNTok"/>
+    <w:rPr>
+      <w:color w:val="40A070"/>
+    </w:rPr>
+  </w:style>
+  <w:style w:type="character" w:styleId="FloatTok" w:customStyle="1">
+    <w:name w:val="FloatTok"/>
+    <w:rPr>
+      <w:color w:val="40A070"/>
+    </w:rPr>
+  </w:style>
+  <w:style w:type="character" w:styleId="ConstantTok" w:customStyle="1">
+    <w:name w:val="ConstantTok"/>
+    <w:rPr>
+      <w:color w:val="880000"/>
+    </w:rPr>
+  </w:style>
+  <w:style w:type="character" w:styleId="CharTok" w:customStyle="1">
+    <w:name w:val="CharTok"/>
+    <w:rPr>
+      <w:color w:val="4070A0"/>
+    </w:rPr>
+  </w:style>
+  <w:style w:type="character" w:styleId="SpecialCharTok" w:customStyle="1">
+    <w:name w:val="SpecialCharTok"/>
+    <w:rPr>
+      <w:color w:val="4070A0"/>
+    </w:rPr>
+  </w:style>
+  <w:style w:type="character" w:styleId="StringTok" w:customStyle="1">
+    <w:name w:val="StringTok"/>
+    <w:rPr>
+      <w:color w:val="4070A0"/>
+    </w:rPr>
+  </w:style>
+  <w:style w:type="character" w:styleId="VerbatimStringTok" w:customStyle="1">
+    <w:name w:val="VerbatimStringTok"/>
+    <w:rPr>
+      <w:color w:val="4070A0"/>
+    </w:rPr>
+  </w:style>
+  <w:style w:type="character" w:styleId="SpecialStringTok" w:customStyle="1">
+    <w:name w:val="SpecialStringTok"/>
+    <w:rPr>
+      <w:color w:val="BB6688"/>
+    </w:rPr>
+  </w:style>
+  <w:style w:type="character" w:styleId="ImportTok" w:customStyle="1">
+    <w:name w:val="ImportTok"/>
+    <w:rPr>
+      <w:b/>
+      <w:color w:val="008000"/>
+    </w:rPr>
+  </w:style>
+  <w:style w:type="character" w:styleId="CommentTok" w:customStyle="1">
+    <w:name w:val="CommentTok"/>
+    <w:rPr>
+      <w:i/>
+      <w:color w:val="60A0B0"/>
+    </w:rPr>
+  </w:style>
+  <w:style w:type="character" w:styleId="DocumentationTok" w:customStyle="1">
+    <w:name w:val="DocumentationTok"/>
+    <w:rPr>
+      <w:i/>
+      <w:color w:val="BA2121"/>
+    </w:rPr>
+  </w:style>
+  <w:style w:type="character" w:styleId="AnnotationTok" w:customStyle="1">
+    <w:name w:val="AnnotationTok"/>
+    <w:rPr>
+      <w:b/>
+      <w:i/>
+      <w:color w:val="60A0B0"/>
+    </w:rPr>
+  </w:style>
+  <w:style w:type="character" w:styleId="CommentVarTok" w:customStyle="1">
+    <w:name w:val="CommentVarTok"/>
+    <w:rPr>
+      <w:b/>
+      <w:i/>
+      <w:color w:val="60A0B0"/>
+    </w:rPr>
+  </w:style>
+  <w:style w:type="character" w:styleId="OtherTok" w:customStyle="1">
+    <w:name w:val="OtherTok"/>
+    <w:rPr>
+      <w:color w:val="007020"/>
+    </w:rPr>
+  </w:style>
+  <w:style w:type="character" w:styleId="FunctionTok" w:customStyle="1">
+    <w:name w:val="FunctionTok"/>
+    <w:rPr>
+      <w:color w:val="06287E"/>
+    </w:rPr>
+  </w:style>
+  <w:style w:type="character" w:styleId="VariableTok" w:customStyle="1">
+    <w:name w:val="VariableTok"/>
+    <w:rPr>
+      <w:color w:val="19177C"/>
+    </w:rPr>
+  </w:style>
+  <w:style w:type="character" w:styleId="ControlFlowTok" w:customStyle="1">
+    <w:name w:val="ControlFlowTok"/>
+    <w:rPr>
+      <w:b/>
+      <w:color w:val="007020"/>
+    </w:rPr>
+  </w:style>
+  <w:style w:type="character" w:styleId="OperatorTok" w:customStyle="1">
+    <w:name w:val="OperatorTok"/>
+    <w:rPr>
+      <w:color w:val="666666"/>
+    </w:rPr>
+  </w:style>
+  <w:style w:type="character" w:styleId="BuiltInTok" w:customStyle="1">
+    <w:name w:val="BuiltInTok"/>
+    <w:rPr>
+      <w:color w:val="008000"/>
+    </w:rPr>
+  </w:style>
+  <w:style w:type="character" w:styleId="ExtensionTok" w:customStyle="1">
+    <w:name w:val="ExtensionTok"/>
+    <w:rPr/>
+  </w:style>
+  <w:style w:type="character" w:styleId="PreprocessorTok" w:customStyle="1">
+    <w:name w:val="PreprocessorTok"/>
+    <w:rPr>
+      <w:color w:val="BC7A00"/>
+    </w:rPr>
+  </w:style>
+  <w:style w:type="character" w:styleId="AttributeTok" w:customStyle="1">
+    <w:name w:val="AttributeTok"/>
+    <w:rPr>
+      <w:color w:val="7D9029"/>
+    </w:rPr>
+  </w:style>
+  <w:style w:type="character" w:styleId="RegionMarkerTok" w:customStyle="1">
+    <w:name w:val="RegionMarkerTok"/>
+    <w:rPr/>
+  </w:style>
+  <w:style w:type="character" w:styleId="InformationTok" w:customStyle="1">
+    <w:name w:val="InformationTok"/>
+    <w:rPr>
+      <w:b/>
+      <w:i/>
+      <w:color w:val="60A0B0"/>
+    </w:rPr>
+  </w:style>
+  <w:style w:type="character" w:styleId="WarningTok" w:customStyle="1">
+    <w:name w:val="WarningTok"/>
+    <w:rPr>
+      <w:b/>
+      <w:i/>
+      <w:color w:val="60A0B0"/>
+    </w:rPr>
+  </w:style>
+  <w:style w:type="character" w:styleId="AlertTok" w:customStyle="1">
+    <w:name w:val="AlertTok"/>
+    <w:rPr>
+      <w:b/>
+      <w:color w:val="FF0000"/>
+    </w:rPr>
+  </w:style>
+  <w:style w:type="character" w:styleId="ErrorTok" w:customStyle="1">
+    <w:name w:val="ErrorTok"/>
+    <w:rPr>
+      <w:b/>
+      <w:color w:val="FF0000"/>
+    </w:rPr>
+  </w:style>
+  <w:style w:type="character" w:styleId="NormalTok" w:customStyle="1">
+    <w:name w:val="NormalTok"/>
+    <w:rPr/>
+  </w:style>
+  <w:style w:type="paragraph" w:styleId="Heading">
     <w:name w:val="Heading"/>
     <w:basedOn w:val="Normal"/>
     <w:next w:val="BodyText"/>
     <w:pPr>
       <w:keepNext w:val="true"/>
-      <w:spacing w:after="120" w:before="240"/>
+      <w:spacing w:before="240" w:after="120"/>
     </w:pPr>
     <w:rPr>
-      <w:rFonts w:ascii="Liberation Sans" w:cs="Arial Unicode MS" w:eastAsia="Arial Unicode MS" w:hAnsi="Liberation Sans"/>
+      <w:rFonts w:ascii="Liberation Sans" w:hAnsi="Liberation Sans" w:eastAsia="Arial Unicode MS" w:cs="Arial Unicode MS"/>
       <w:sz w:val="28"/>
       <w:szCs w:val="28"/>
     </w:rPr>
   </w:style>
-  <w:style w:styleId="BodyText" w:type="paragraph">
+  <w:style w:type="paragraph" w:styleId="BodyText">
     <w:name w:val="Body Text"/>
     <w:basedOn w:val="Normal"/>
     <w:pPr>
-      <w:spacing w:after="115" w:before="0" w:line="276" w:lineRule="auto"/>
+      <w:spacing w:lineRule="auto" w:line="276" w:before="0" w:after="115"/>
     </w:pPr>
     <w:rPr>
       <w:rFonts w:ascii="Arial" w:hAnsi="Arial"/>
       <w:sz w:val="22"/>
     </w:rPr>
   </w:style>
-  <w:style w:styleId="List" w:type="paragraph">
+  <w:style w:type="paragraph" w:styleId="List">
     <w:name w:val="List"/>
     <w:basedOn w:val="BodyText"/>
     <w:pPr/>
@@ -1526,12 +2576,12 @@
       <w:rFonts w:cs="Arial Unicode MS"/>
     </w:rPr>
   </w:style>
-  <w:style w:styleId="Caption" w:type="paragraph">
+  <w:style w:type="paragraph" w:styleId="Caption">
     <w:name w:val="caption"/>
     <w:basedOn w:val="Normal"/>
     <w:pPr>
       <w:suppressLineNumbers/>
-      <w:spacing w:after="120" w:before="120"/>
+      <w:spacing w:before="120" w:after="120"/>
     </w:pPr>
     <w:rPr>
       <w:rFonts w:cs="Arial Unicode MS"/>
@@ -1541,7 +2591,7 @@
       <w:szCs w:val="24"/>
     </w:rPr>
   </w:style>
-  <w:style w:styleId="Index" w:type="paragraph">
+  <w:style w:type="paragraph" w:styleId="Index">
     <w:name w:val="Index"/>
     <w:basedOn w:val="Normal"/>
     <w:pPr>
@@ -1551,7 +2601,7 @@
       <w:rFonts w:cs="Arial Unicode MS"/>
     </w:rPr>
   </w:style>
-  <w:style w:styleId="Title" w:type="paragraph">
+  <w:style w:type="paragraph" w:styleId="Title">
     <w:name w:val="Title"/>
     <w:basedOn w:val="Normal"/>
     <w:next w:val="Normal"/>
@@ -1560,18 +2610,18 @@
     <w:qFormat/>
     <w:rsid w:val="00a20283"/>
     <w:pPr>
-      <w:spacing w:after="80" w:before="0" w:line="240" w:lineRule="auto"/>
+      <w:spacing w:lineRule="auto" w:line="240" w:before="0" w:after="80"/>
       <w:contextualSpacing/>
     </w:pPr>
     <w:rPr>
-      <w:rFonts w:ascii="Aptos Display" w:asciiTheme="majorHAnsi" w:cs="" w:cstheme="majorBidi" w:eastAsia="" w:eastAsiaTheme="majorEastAsia" w:hAnsi="Aptos Display" w:hAnsiTheme="majorHAnsi"/>
+      <w:rFonts w:ascii="Aptos Display" w:hAnsi="Aptos Display" w:eastAsia="" w:cs="" w:asciiTheme="majorHAnsi" w:cstheme="majorBidi" w:eastAsiaTheme="majorEastAsia" w:hAnsiTheme="majorHAnsi"/>
       <w:spacing w:val="-10"/>
       <w:kern w:val="2"/>
       <w:sz w:val="56"/>
       <w:szCs w:val="56"/>
     </w:rPr>
   </w:style>
-  <w:style w:styleId="Subtitle" w:type="paragraph">
+  <w:style w:type="paragraph" w:styleId="Subtitle">
     <w:name w:val="Subtitle"/>
     <w:basedOn w:val="Normal"/>
     <w:next w:val="Normal"/>
@@ -1581,14 +2631,14 @@
     <w:rsid w:val="00a20283"/>
     <w:pPr/>
     <w:rPr>
-      <w:rFonts w:cs="" w:cstheme="majorBidi" w:eastAsia="" w:eastAsiaTheme="majorEastAsia"/>
+      <w:rFonts w:eastAsia="" w:cs="" w:cstheme="majorBidi" w:eastAsiaTheme="majorEastAsia"/>
       <w:color w:themeColor="text1" w:themeTint="a6" w:val="595959"/>
       <w:spacing w:val="15"/>
       <w:sz w:val="28"/>
       <w:szCs w:val="28"/>
     </w:rPr>
   </w:style>
-  <w:style w:styleId="Quote" w:type="paragraph">
+  <w:style w:type="paragraph" w:styleId="Quote">
     <w:name w:val="Quote"/>
     <w:basedOn w:val="Normal"/>
     <w:next w:val="Normal"/>
@@ -1597,7 +2647,7 @@
     <w:qFormat/>
     <w:rsid w:val="00a20283"/>
     <w:pPr>
-      <w:spacing w:after="160" w:before="160"/>
+      <w:spacing w:before="160" w:after="160"/>
       <w:jc w:val="center"/>
     </w:pPr>
     <w:rPr>
@@ -1606,20 +2656,20 @@
       <w:color w:themeColor="text1" w:themeTint="bf" w:val="404040"/>
     </w:rPr>
   </w:style>
-  <w:style w:styleId="ListParagraph" w:type="paragraph">
+  <w:style w:type="paragraph" w:styleId="ListParagraph">
     <w:name w:val="List Paragraph"/>
     <w:basedOn w:val="Normal"/>
     <w:uiPriority w:val="34"/>
     <w:qFormat/>
     <w:rsid w:val="00a20283"/>
     <w:pPr>
-      <w:spacing w:after="160" w:before="0"/>
+      <w:spacing w:before="0" w:after="160"/>
       <w:ind w:start="720"/>
       <w:contextualSpacing/>
     </w:pPr>
     <w:rPr/>
   </w:style>
-  <w:style w:styleId="IntenseQuote" w:type="paragraph">
+  <w:style w:type="paragraph" w:styleId="IntenseQuote">
     <w:name w:val="Intense Quote"/>
     <w:basedOn w:val="Normal"/>
     <w:next w:val="Normal"/>
@@ -1629,11 +2679,11 @@
     <w:rsid w:val="00a20283"/>
     <w:pPr>
       <w:pBdr>
-        <w:top w:color="0F4761" w:space="10" w:sz="4" w:themeColor="accent1" w:themeShade="bf" w:val="single"/>
-        <w:bottom w:color="0F4761" w:space="10" w:sz="4" w:themeColor="accent1" w:themeShade="bf" w:val="single"/>
+        <w:top w:val="single" w:sz="4" w:space="10" w:color="0F4761" w:themeColor="accent1" w:themeShade="bf"/>
+        <w:bottom w:val="single" w:sz="4" w:space="10" w:color="0F4761" w:themeColor="accent1" w:themeShade="bf"/>
       </w:pBdr>
-      <w:spacing w:after="360" w:before="360"/>
-      <w:ind w:end="864" w:start="864"/>
+      <w:spacing w:before="360" w:after="360"/>
+      <w:ind w:start="864" w:end="864"/>
       <w:jc w:val="center"/>
     </w:pPr>
     <w:rPr>
@@ -1642,40 +2692,40 @@
       <w:color w:themeColor="accent1" w:themeShade="bf" w:val="0F4761"/>
     </w:rPr>
   </w:style>
-  <w:style w:styleId="FirstParagraph" w:type="paragraph">
+  <w:style w:type="paragraph" w:styleId="FirstParagraph">
     <w:name w:val="First Paragraph"/>
     <w:basedOn w:val="BodyText"/>
     <w:next w:val="BodyText"/>
     <w:pPr/>
     <w:rPr/>
   </w:style>
-  <w:style w:styleId="cvbody" w:type="paragraph">
+  <w:style w:type="paragraph" w:styleId="cvbody">
     <w:name w:val="cv body"/>
     <w:basedOn w:val="BodyText"/>
     <w:pPr>
-      <w:spacing w:after="115" w:before="0"/>
+      <w:spacing w:before="0" w:after="115"/>
     </w:pPr>
     <w:rPr>
       <w:rFonts w:ascii="Arial" w:hAnsi="Arial"/>
       <w:sz w:val="22"/>
     </w:rPr>
   </w:style>
-  <w:style w:styleId="cvreference" w:type="paragraph">
+  <w:style w:type="paragraph" w:styleId="cvreference">
     <w:name w:val="cv reference"/>
     <w:basedOn w:val="cvbody"/>
     <w:pPr>
       <w:tabs>
-        <w:tab w:pos="720" w:val="clear"/>
+        <w:tab w:val="clear" w:pos="720"/>
       </w:tabs>
       <w:ind w:hanging="360" w:start="360"/>
     </w:pPr>
     <w:rPr/>
   </w:style>
-  <w:style w:styleId="cvheader1" w:type="paragraph">
+  <w:style w:type="paragraph" w:styleId="cvheader1">
     <w:name w:val="cv header 1"/>
     <w:basedOn w:val="Normal"/>
     <w:pPr>
-      <w:spacing w:after="58" w:before="115" w:line="240" w:lineRule="auto"/>
+      <w:spacing w:lineRule="auto" w:line="240" w:before="115" w:after="58"/>
     </w:pPr>
     <w:rPr>
       <w:rFonts w:ascii="Arial" w:hAnsi="Arial"/>
@@ -1684,15 +2734,15 @@
       <w:u w:val="single"/>
     </w:rPr>
   </w:style>
-  <w:style w:styleId="Compact" w:type="paragraph">
+  <w:style w:type="paragraph" w:styleId="Compact">
     <w:name w:val="Compact"/>
     <w:basedOn w:val="BodyText"/>
     <w:pPr>
-      <w:spacing w:after="36" w:before="36"/>
+      <w:spacing w:before="36" w:after="36"/>
     </w:pPr>
     <w:rPr/>
   </w:style>
-  <w:style w:styleId="cvheader2" w:type="paragraph">
+  <w:style w:type="paragraph" w:styleId="cvheader2">
     <w:name w:val="cv header 2"/>
     <w:basedOn w:val="cvheader1"/>
     <w:pPr/>
@@ -1702,267 +2752,39 @@
       <w:u w:val="none"/>
     </w:rPr>
   </w:style>
-  <w:style w:styleId="cvtechskill" w:type="paragraph">
+  <w:style w:type="paragraph" w:styleId="cvtechskill">
     <w:name w:val="cv tech skill"/>
     <w:basedOn w:val="cvbody"/>
     <w:pPr>
-      <w:spacing w:after="58" w:before="0"/>
+      <w:spacing w:before="0" w:after="58"/>
     </w:pPr>
     <w:rPr/>
   </w:style>
-  <w:style w:default="1" w:styleId="NoList" w:type="numbering">
+  <w:style w:type="paragraph" w:styleId="SourceCode" w:customStyle="1">
+    <w:name w:val="Source Code"/>
+    <w:basedOn w:val="Normal"/>
+    <w:pPr/>
+    <w:rPr/>
+  </w:style>
+  <w:style w:type="numbering" w:styleId="NoList" w:default="1">
     <w:name w:val="No List"/>
     <w:uiPriority w:val="99"/>
     <w:semiHidden/>
     <w:unhideWhenUsed/>
   </w:style>
-  <w:style w:default="1" w:styleId="TableNormal" w:type="table">
+  <w:style w:type="table" w:default="1" w:styleId="TableNormal">
     <w:name w:val="Normal Table"/>
     <w:uiPriority w:val="99"/>
     <w:semiHidden/>
     <w:unhideWhenUsed/>
     <w:tblPr>
       <w:tblCellMar>
-        <w:top w:type="dxa" w:w="0"/>
-        <w:left w:type="dxa" w:w="108"/>
-        <w:bottom w:type="dxa" w:w="0"/>
-        <w:right w:type="dxa" w:w="108"/>
+        <w:top w:w="0" w:type="dxa"/>
+        <w:left w:w="108" w:type="dxa"/>
+        <w:bottom w:w="0" w:type="dxa"/>
+        <w:right w:w="108" w:type="dxa"/>
       </w:tblCellMar>
     </w:tblPr>
-  </w:style>
-  <w:style w:type="paragraph" w:customStyle="1" w:styleId="SourceCode">
-    <w:name w:val="Source Code"/>
-    <w:basedOn w:val="Normal"/>
-    <w:link w:val="VerbatimChar"/>
-    <w:pPr>
-      <w:wordWrap w:val="off"/>
-    </w:pPr>
-  </w:style>
-  <w:style w:type="character" w:customStyle="1" w:styleId="KeywordTok">
-    <w:name w:val="KeywordTok"/>
-    <w:basedOn w:val="VerbatimChar"/>
-    <w:rPr>
-      <w:b/>
-      <w:color w:val="007020"/>
-    </w:rPr>
-  </w:style>
-  <w:style w:type="character" w:customStyle="1" w:styleId="DataTypeTok">
-    <w:name w:val="DataTypeTok"/>
-    <w:basedOn w:val="VerbatimChar"/>
-    <w:rPr>
-      <w:color w:val="902000"/>
-    </w:rPr>
-  </w:style>
-  <w:style w:type="character" w:customStyle="1" w:styleId="DecValTok">
-    <w:name w:val="DecValTok"/>
-    <w:basedOn w:val="VerbatimChar"/>
-    <w:rPr>
-      <w:color w:val="40a070"/>
-    </w:rPr>
-  </w:style>
-  <w:style w:type="character" w:customStyle="1" w:styleId="BaseNTok">
-    <w:name w:val="BaseNTok"/>
-    <w:basedOn w:val="VerbatimChar"/>
-    <w:rPr>
-      <w:color w:val="40a070"/>
-    </w:rPr>
-  </w:style>
-  <w:style w:type="character" w:customStyle="1" w:styleId="FloatTok">
-    <w:name w:val="FloatTok"/>
-    <w:basedOn w:val="VerbatimChar"/>
-    <w:rPr>
-      <w:color w:val="40a070"/>
-    </w:rPr>
-  </w:style>
-  <w:style w:type="character" w:customStyle="1" w:styleId="ConstantTok">
-    <w:name w:val="ConstantTok"/>
-    <w:basedOn w:val="VerbatimChar"/>
-    <w:rPr>
-      <w:color w:val="880000"/>
-    </w:rPr>
-  </w:style>
-  <w:style w:type="character" w:customStyle="1" w:styleId="CharTok">
-    <w:name w:val="CharTok"/>
-    <w:basedOn w:val="VerbatimChar"/>
-    <w:rPr>
-      <w:color w:val="4070a0"/>
-    </w:rPr>
-  </w:style>
-  <w:style w:type="character" w:customStyle="1" w:styleId="SpecialCharTok">
-    <w:name w:val="SpecialCharTok"/>
-    <w:basedOn w:val="VerbatimChar"/>
-    <w:rPr>
-      <w:color w:val="4070a0"/>
-    </w:rPr>
-  </w:style>
-  <w:style w:type="character" w:customStyle="1" w:styleId="StringTok">
-    <w:name w:val="StringTok"/>
-    <w:basedOn w:val="VerbatimChar"/>
-    <w:rPr>
-      <w:color w:val="4070a0"/>
-    </w:rPr>
-  </w:style>
-  <w:style w:type="character" w:customStyle="1" w:styleId="VerbatimStringTok">
-    <w:name w:val="VerbatimStringTok"/>
-    <w:basedOn w:val="VerbatimChar"/>
-    <w:rPr>
-      <w:color w:val="4070a0"/>
-    </w:rPr>
-  </w:style>
-  <w:style w:type="character" w:customStyle="1" w:styleId="SpecialStringTok">
-    <w:name w:val="SpecialStringTok"/>
-    <w:basedOn w:val="VerbatimChar"/>
-    <w:rPr>
-      <w:color w:val="bb6688"/>
-    </w:rPr>
-  </w:style>
-  <w:style w:type="character" w:customStyle="1" w:styleId="ImportTok">
-    <w:name w:val="ImportTok"/>
-    <w:basedOn w:val="VerbatimChar"/>
-    <w:rPr>
-      <w:b/>
-      <w:color w:val="008000"/>
-    </w:rPr>
-  </w:style>
-  <w:style w:type="character" w:customStyle="1" w:styleId="CommentTok">
-    <w:name w:val="CommentTok"/>
-    <w:basedOn w:val="VerbatimChar"/>
-    <w:rPr>
-      <w:i/>
-      <w:color w:val="60a0b0"/>
-    </w:rPr>
-  </w:style>
-  <w:style w:type="character" w:customStyle="1" w:styleId="DocumentationTok">
-    <w:name w:val="DocumentationTok"/>
-    <w:basedOn w:val="VerbatimChar"/>
-    <w:rPr>
-      <w:i/>
-      <w:color w:val="ba2121"/>
-    </w:rPr>
-  </w:style>
-  <w:style w:type="character" w:customStyle="1" w:styleId="AnnotationTok">
-    <w:name w:val="AnnotationTok"/>
-    <w:basedOn w:val="VerbatimChar"/>
-    <w:rPr>
-      <w:b/>
-      <w:i/>
-      <w:color w:val="60a0b0"/>
-    </w:rPr>
-  </w:style>
-  <w:style w:type="character" w:customStyle="1" w:styleId="CommentVarTok">
-    <w:name w:val="CommentVarTok"/>
-    <w:basedOn w:val="VerbatimChar"/>
-    <w:rPr>
-      <w:b/>
-      <w:i/>
-      <w:color w:val="60a0b0"/>
-    </w:rPr>
-  </w:style>
-  <w:style w:type="character" w:customStyle="1" w:styleId="OtherTok">
-    <w:name w:val="OtherTok"/>
-    <w:basedOn w:val="VerbatimChar"/>
-    <w:rPr>
-      <w:color w:val="007020"/>
-    </w:rPr>
-  </w:style>
-  <w:style w:type="character" w:customStyle="1" w:styleId="FunctionTok">
-    <w:name w:val="FunctionTok"/>
-    <w:basedOn w:val="VerbatimChar"/>
-    <w:rPr>
-      <w:color w:val="06287e"/>
-    </w:rPr>
-  </w:style>
-  <w:style w:type="character" w:customStyle="1" w:styleId="VariableTok">
-    <w:name w:val="VariableTok"/>
-    <w:basedOn w:val="VerbatimChar"/>
-    <w:rPr>
-      <w:color w:val="19177c"/>
-    </w:rPr>
-  </w:style>
-  <w:style w:type="character" w:customStyle="1" w:styleId="ControlFlowTok">
-    <w:name w:val="ControlFlowTok"/>
-    <w:basedOn w:val="VerbatimChar"/>
-    <w:rPr>
-      <w:b/>
-      <w:color w:val="007020"/>
-    </w:rPr>
-  </w:style>
-  <w:style w:type="character" w:customStyle="1" w:styleId="OperatorTok">
-    <w:name w:val="OperatorTok"/>
-    <w:basedOn w:val="VerbatimChar"/>
-    <w:rPr>
-      <w:color w:val="666666"/>
-    </w:rPr>
-  </w:style>
-  <w:style w:type="character" w:customStyle="1" w:styleId="BuiltInTok">
-    <w:name w:val="BuiltInTok"/>
-    <w:basedOn w:val="VerbatimChar"/>
-    <w:rPr>
-      <w:color w:val="008000"/>
-    </w:rPr>
-  </w:style>
-  <w:style w:type="character" w:customStyle="1" w:styleId="ExtensionTok">
-    <w:name w:val="ExtensionTok"/>
-    <w:basedOn w:val="VerbatimChar"/>
-    <w:rPr/>
-  </w:style>
-  <w:style w:type="character" w:customStyle="1" w:styleId="PreprocessorTok">
-    <w:name w:val="PreprocessorTok"/>
-    <w:basedOn w:val="VerbatimChar"/>
-    <w:rPr>
-      <w:color w:val="bc7a00"/>
-    </w:rPr>
-  </w:style>
-  <w:style w:type="character" w:customStyle="1" w:styleId="AttributeTok">
-    <w:name w:val="AttributeTok"/>
-    <w:basedOn w:val="VerbatimChar"/>
-    <w:rPr>
-      <w:color w:val="7d9029"/>
-    </w:rPr>
-  </w:style>
-  <w:style w:type="character" w:customStyle="1" w:styleId="RegionMarkerTok">
-    <w:name w:val="RegionMarkerTok"/>
-    <w:basedOn w:val="VerbatimChar"/>
-    <w:rPr/>
-  </w:style>
-  <w:style w:type="character" w:customStyle="1" w:styleId="InformationTok">
-    <w:name w:val="InformationTok"/>
-    <w:basedOn w:val="VerbatimChar"/>
-    <w:rPr>
-      <w:b/>
-      <w:i/>
-      <w:color w:val="60a0b0"/>
-    </w:rPr>
-  </w:style>
-  <w:style w:type="character" w:customStyle="1" w:styleId="WarningTok">
-    <w:name w:val="WarningTok"/>
-    <w:basedOn w:val="VerbatimChar"/>
-    <w:rPr>
-      <w:b/>
-      <w:i/>
-      <w:color w:val="60a0b0"/>
-    </w:rPr>
-  </w:style>
-  <w:style w:type="character" w:customStyle="1" w:styleId="AlertTok">
-    <w:name w:val="AlertTok"/>
-    <w:basedOn w:val="VerbatimChar"/>
-    <w:rPr>
-      <w:b/>
-      <w:color w:val="ff0000"/>
-    </w:rPr>
-  </w:style>
-  <w:style w:type="character" w:customStyle="1" w:styleId="ErrorTok">
-    <w:name w:val="ErrorTok"/>
-    <w:basedOn w:val="VerbatimChar"/>
-    <w:rPr>
-      <w:b/>
-      <w:color w:val="ff0000"/>
-    </w:rPr>
-  </w:style>
-  <w:style w:type="character" w:customStyle="1" w:styleId="NormalTok">
-    <w:name w:val="NormalTok"/>
-    <w:basedOn w:val="VerbatimChar"/>
-    <w:rPr/>
   </w:style>
 </w:styles>
 </file>
